--- a/outputs/a21/a21_ficha_funcional.docx
+++ b/outputs/a21/a21_ficha_funcional.docx
@@ -1,8 +1,8 @@
 
 <file path=word/document.xml><?xml version="1.0" encoding="utf-8"?>
-<w:document xmlns:w="http://schemas.openxmlformats.org/wordprocessingml/2006/main" xmlns:ns1="http://schemas.openxmlformats.org/markup-compatibility/2006" xmlns:ns2="http://schemas.microsoft.com/office/word/2010/wordml" xmlns:ns3="http://schemas.openxmlformats.org/drawingml/2006/wordprocessingDrawing" xmlns:ns4="http://schemas.microsoft.com/office/word/2010/wordprocessingDrawing" xmlns:ns5="http://schemas.openxmlformats.org/drawingml/2006/main" xmlns:ns6="http://schemas.openxmlformats.org/drawingml/2006/picture" xmlns:ns7="http://schemas.openxmlformats.org/officeDocument/2006/relationships" xmlns:w15="http://schemas.microsoft.com/office/word/2012/wordml" xmlns:w16="http://schemas.microsoft.com/office/word/2018/wordml" xmlns:w16cex="http://schemas.microsoft.com/office/word/2018/wordml/cex" xmlns:w16cid="http://schemas.microsoft.com/office/word/2016/wordml/cid" xmlns:w16du="http://schemas.microsoft.com/office/word/2023/wordml/word16du" xmlns:w16se="http://schemas.microsoft.com/office/word/2015/wordml/symex" xmlns:w16sdtfl="http://schemas.microsoft.com/office/word/2020/wordml/sdtdatahash" xmlns:w16sdtdh="http://schemas.microsoft.com/office/word/2020/wordml/sdtdatahash" xmlns:w14="http://schemas.microsoft.com/office/word/2010/wordml" xmlns:wp14="http://schemas.microsoft.com/office/word/2010/wordprocessingDrawing" ns1:Ignorable="w14 w15 w16se w16cid w16 w16cex w16sdtdh w16sdtfl w16du wp14">
+<w:document xmlns:wpc="http://schemas.microsoft.com/office/word/2010/wordprocessingCanvas" xmlns:cx="http://schemas.microsoft.com/office/drawing/2014/chartex" xmlns:cx1="http://schemas.microsoft.com/office/drawing/2015/9/8/chartex" xmlns:cx2="http://schemas.microsoft.com/office/drawing/2015/10/21/chartex" xmlns:cx3="http://schemas.microsoft.com/office/drawing/2016/5/9/chartex" xmlns:cx4="http://schemas.microsoft.com/office/drawing/2016/5/10/chartex" xmlns:cx5="http://schemas.microsoft.com/office/drawing/2016/5/11/chartex" xmlns:cx6="http://schemas.microsoft.com/office/drawing/2016/5/12/chartex" xmlns:cx7="http://schemas.microsoft.com/office/drawing/2016/5/13/chartex" xmlns:cx8="http://schemas.microsoft.com/office/drawing/2016/5/14/chartex" xmlns:mc="http://schemas.openxmlformats.org/markup-compatibility/2006" xmlns:aink="http://schemas.microsoft.com/office/drawing/2016/ink" xmlns:am3d="http://schemas.microsoft.com/office/drawing/2017/model3d" xmlns:o="urn:schemas-microsoft-com:office:office" xmlns:oel="http://schemas.microsoft.com/office/2019/extlst" xmlns:r="http://schemas.openxmlformats.org/officeDocument/2006/relationships" xmlns:m="http://schemas.openxmlformats.org/officeDocument/2006/math" xmlns:v="urn:schemas-microsoft-com:vml" xmlns:wp14="http://schemas.microsoft.com/office/word/2010/wordprocessingDrawing" xmlns:wp="http://schemas.openxmlformats.org/drawingml/2006/wordprocessingDrawing" xmlns:w10="urn:schemas-microsoft-com:office:word" xmlns:w="http://schemas.openxmlformats.org/wordprocessingml/2006/main" xmlns:w14="http://schemas.microsoft.com/office/word/2010/wordml" xmlns:w15="http://schemas.microsoft.com/office/word/2012/wordml" xmlns:w16cex="http://schemas.microsoft.com/office/word/2018/wordml/cex" xmlns:w16cid="http://schemas.microsoft.com/office/word/2016/wordml/cid" xmlns:w16="http://schemas.microsoft.com/office/word/2018/wordml" xmlns:w16du="http://schemas.microsoft.com/office/word/2023/wordml/word16du" xmlns:w16sdtdh="http://schemas.microsoft.com/office/word/2020/wordml/sdtdatahash" xmlns:w16sdtfl="http://schemas.microsoft.com/office/word/2024/wordml/sdtformatlock" xmlns:w16se="http://schemas.microsoft.com/office/word/2015/wordml/symex" xmlns:wpg="http://schemas.microsoft.com/office/word/2010/wordprocessingGroup" xmlns:wpi="http://schemas.microsoft.com/office/word/2010/wordprocessingInk" xmlns:wne="http://schemas.microsoft.com/office/word/2006/wordml" xmlns:wps="http://schemas.microsoft.com/office/word/2010/wordprocessingShape" mc:Ignorable="w14 w15 w16se w16cid w16 w16cex w16sdtdh w16sdtfl w16du wp14">
   <w:body>
-    <w:p ns2:paraId="106243A3" ns2:textId="77777777">
+    <w:p>
       <w:pPr>
         <w:widowControl w:val="0"/>
         <w:pBdr>
@@ -15,120 +15,120 @@
         <w:spacing w:after="0" w:line="276" w:lineRule="auto"/>
       </w:pPr>
     </w:p>
-    <w:p ns2:paraId="24C99032" ns2:textId="77777777">
+    <w:p>
       <w:r>
         <w:rPr>
           <w:noProof/>
         </w:rPr>
         <w:drawing>
-          <ns3:anchor distT="0" distB="0" distL="114300" distR="114300" simplePos="0" relativeHeight="251658240" behindDoc="0" locked="0" layoutInCell="1" hidden="0" allowOverlap="1" ns4:anchorId="6DA82D87" ns4:editId="67E776CC">
-            <ns3:simplePos x="0" y="0"/>
-            <ns3:positionH relativeFrom="column">
-              <ns3:posOffset>590550</ns3:posOffset>
-            </ns3:positionH>
-            <ns3:positionV relativeFrom="paragraph">
-              <ns3:posOffset>0</ns3:posOffset>
-            </ns3:positionV>
-            <ns3:extent cx="3373120" cy="2032000"/>
-            <ns3:effectExtent l="0" t="0" r="0" b="0"/>
-            <ns3:wrapSquare wrapText="bothSides" distT="0" distB="0" distL="114300" distR="114300"/>
-            <ns3:docPr id="1001" name="image5.jpg" descr="A logo with green leaves  AI-generated content may be incorrect."/>
-            <ns3:cNvGraphicFramePr/>
-            <ns5:graphic>
-              <ns5:graphicData uri="http://schemas.openxmlformats.org/drawingml/2006/picture">
-                <ns6:pic>
-                  <ns6:nvPicPr>
-                    <ns6:cNvPr id="0" name="image5.jpg" descr="A logo with green leaves  AI-generated content may be incorrect."/>
-                    <ns6:cNvPicPr preferRelativeResize="0"/>
-                  </ns6:nvPicPr>
-                  <ns6:blipFill>
-                    <ns5:blip ns7:embed="rId9"/>
-                    <ns5:srcRect/>
-                    <ns5:stretch>
-                      <ns5:fillRect/>
-                    </ns5:stretch>
-                  </ns6:blipFill>
-                  <ns6:spPr>
-                    <ns5:xfrm>
-                      <ns5:off x="0" y="0"/>
-                      <ns5:ext cx="3373120" cy="2032000"/>
-                    </ns5:xfrm>
-                    <ns5:prstGeom prst="rect">
-                      <ns5:avLst/>
-                    </ns5:prstGeom>
-                    <ns5:ln/>
-                  </ns6:spPr>
-                </ns6:pic>
-              </ns5:graphicData>
-            </ns5:graphic>
-          </ns3:anchor>
+          <wp:anchor distT="0" distB="0" distL="114300" distR="114300" simplePos="0" relativeHeight="251658240" behindDoc="0" locked="0" layoutInCell="1" hidden="0" allowOverlap="1" wp14:anchorId="6DA82D87" wp14:editId="67E776CC">
+            <wp:simplePos x="0" y="0"/>
+            <wp:positionH relativeFrom="column">
+              <wp:posOffset>590550</wp:posOffset>
+            </wp:positionH>
+            <wp:positionV relativeFrom="paragraph">
+              <wp:posOffset>0</wp:posOffset>
+            </wp:positionV>
+            <wp:extent cx="3373120" cy="2032000"/>
+            <wp:effectExtent l="0" t="0" r="0" b="0"/>
+            <wp:wrapSquare wrapText="bothSides" distT="0" distB="0" distL="114300" distR="114300"/>
+            <wp:docPr id="1001" name="image5.jpg" descr="A logo with green leaves  AI-generated content may be incorrect."/>
+            <wp:cNvGraphicFramePr/>
+            <a:graphic xmlns:a="http://schemas.openxmlformats.org/drawingml/2006/main">
+              <a:graphicData uri="http://schemas.openxmlformats.org/drawingml/2006/picture">
+                <pic:pic xmlns:pic="http://schemas.openxmlformats.org/drawingml/2006/picture">
+                  <pic:nvPicPr>
+                    <pic:cNvPr id="0" name="image5.jpg" descr="A logo with green leaves  AI-generated content may be incorrect."/>
+                    <pic:cNvPicPr preferRelativeResize="0"/>
+                  </pic:nvPicPr>
+                  <pic:blipFill>
+                    <a:blip r:embed="rId9"/>
+                    <a:srcRect/>
+                    <a:stretch>
+                      <a:fillRect/>
+                    </a:stretch>
+                  </pic:blipFill>
+                  <pic:spPr>
+                    <a:xfrm>
+                      <a:off x="0" y="0"/>
+                      <a:ext cx="3373120" cy="2032000"/>
+                    </a:xfrm>
+                    <a:prstGeom prst="rect">
+                      <a:avLst/>
+                    </a:prstGeom>
+                    <a:ln/>
+                  </pic:spPr>
+                </pic:pic>
+              </a:graphicData>
+            </a:graphic>
+          </wp:anchor>
         </w:drawing>
       </w:r>
     </w:p>
-    <w:p ns2:paraId="63AD88AE" ns2:textId="77777777"/>
-    <w:p ns2:paraId="13617619" ns2:textId="77777777"/>
-    <w:p ns2:paraId="1CFC4C5D" ns2:textId="77777777">
+    <w:p/>
+    <w:p/>
+    <w:p>
       <w:r>
         <w:rPr>
           <w:noProof/>
         </w:rPr>
         <w:drawing>
-          <ns3:anchor distT="0" distB="0" distL="114300" distR="114300" simplePos="0" relativeHeight="251659264" behindDoc="0" locked="0" layoutInCell="1" hidden="0" allowOverlap="1" ns4:anchorId="35C55989" ns4:editId="6F08A60C">
-            <ns3:simplePos x="0" y="0"/>
-            <ns3:positionH relativeFrom="column">
-              <ns3:posOffset>2634615</ns3:posOffset>
-            </ns3:positionH>
-            <ns3:positionV relativeFrom="paragraph">
-              <ns3:posOffset>130810</ns3:posOffset>
-            </ns3:positionV>
-            <ns3:extent cx="2266950" cy="1295400"/>
-            <ns3:effectExtent l="0" t="0" r="0" b="0"/>
-            <ns3:wrapNone/>
-            <ns3:docPr id="1002" name="image1.png" descr="A black background with white text and brown lines  AI-generated content may be incorrect."/>
-            <ns3:cNvGraphicFramePr/>
-            <ns5:graphic>
-              <ns5:graphicData uri="http://schemas.openxmlformats.org/drawingml/2006/picture">
-                <ns6:pic>
-                  <ns6:nvPicPr>
-                    <ns6:cNvPr id="0" name="image1.png" descr="A black background with white text and brown lines  AI-generated content may be incorrect."/>
-                    <ns6:cNvPicPr preferRelativeResize="0"/>
-                  </ns6:nvPicPr>
-                  <ns6:blipFill>
-                    <ns5:blip ns7:embed="rId10"/>
-                    <ns5:srcRect/>
-                    <ns5:stretch>
-                      <ns5:fillRect/>
-                    </ns5:stretch>
-                  </ns6:blipFill>
-                  <ns6:spPr>
-                    <ns5:xfrm>
-                      <ns5:off x="0" y="0"/>
-                      <ns5:ext cx="2266950" cy="1295400"/>
-                    </ns5:xfrm>
-                    <ns5:prstGeom prst="rect">
-                      <ns5:avLst/>
-                    </ns5:prstGeom>
-                    <ns5:ln/>
-                  </ns6:spPr>
-                </ns6:pic>
-              </ns5:graphicData>
-            </ns5:graphic>
-          </ns3:anchor>
+          <wp:anchor distT="0" distB="0" distL="114300" distR="114300" simplePos="0" relativeHeight="251659264" behindDoc="0" locked="0" layoutInCell="1" hidden="0" allowOverlap="1" wp14:anchorId="35C55989" wp14:editId="6F08A60C">
+            <wp:simplePos x="0" y="0"/>
+            <wp:positionH relativeFrom="column">
+              <wp:posOffset>2634615</wp:posOffset>
+            </wp:positionH>
+            <wp:positionV relativeFrom="paragraph">
+              <wp:posOffset>130810</wp:posOffset>
+            </wp:positionV>
+            <wp:extent cx="2266950" cy="1295400"/>
+            <wp:effectExtent l="0" t="0" r="0" b="0"/>
+            <wp:wrapNone/>
+            <wp:docPr id="1002" name="image1.png" descr="A black background with white text and brown lines  AI-generated content may be incorrect."/>
+            <wp:cNvGraphicFramePr/>
+            <a:graphic xmlns:a="http://schemas.openxmlformats.org/drawingml/2006/main">
+              <a:graphicData uri="http://schemas.openxmlformats.org/drawingml/2006/picture">
+                <pic:pic xmlns:pic="http://schemas.openxmlformats.org/drawingml/2006/picture">
+                  <pic:nvPicPr>
+                    <pic:cNvPr id="0" name="image1.png" descr="A black background with white text and brown lines  AI-generated content may be incorrect."/>
+                    <pic:cNvPicPr preferRelativeResize="0"/>
+                  </pic:nvPicPr>
+                  <pic:blipFill>
+                    <a:blip r:embed="rId10"/>
+                    <a:srcRect/>
+                    <a:stretch>
+                      <a:fillRect/>
+                    </a:stretch>
+                  </pic:blipFill>
+                  <pic:spPr>
+                    <a:xfrm>
+                      <a:off x="0" y="0"/>
+                      <a:ext cx="2266950" cy="1295400"/>
+                    </a:xfrm>
+                    <a:prstGeom prst="rect">
+                      <a:avLst/>
+                    </a:prstGeom>
+                    <a:ln/>
+                  </pic:spPr>
+                </pic:pic>
+              </a:graphicData>
+            </a:graphic>
+          </wp:anchor>
         </w:drawing>
       </w:r>
     </w:p>
-    <w:p ns2:paraId="160A56DE" ns2:textId="77777777"/>
-    <w:p ns2:paraId="25B33647" ns2:textId="77777777"/>
-    <w:p ns2:paraId="6735FB09" ns2:textId="77777777"/>
-    <w:p ns2:paraId="1CEC7FC8" ns2:textId="77777777"/>
-    <w:p ns2:paraId="37EEEAA2" ns2:textId="77777777">
+    <w:p/>
+    <w:p/>
+    <w:p/>
+    <w:p/>
+    <w:p>
       <w:pPr>
         <w:jc w:val="right"/>
       </w:pPr>
     </w:p>
-    <w:p ns2:paraId="63AC0D8F" ns2:textId="77777777"/>
-    <w:p ns2:paraId="5A911671" ns2:textId="77777777"/>
-    <w:p ns2:paraId="0B16D1AF" ns2:textId="77777777">
+    <w:p/>
+    <w:p/>
+    <w:p>
       <w:pPr>
         <w:rPr>
           <w:rFonts w:ascii="Liberation Sans Regular" w:eastAsia="Liberation Sans Regular" w:hAnsi="Liberation Sans Regular" w:cs="Liberation Sans Regular"/>
@@ -138,7 +138,7 @@
         </w:rPr>
       </w:pPr>
     </w:p>
-    <w:p ns2:paraId="0576D7E2" ns2:textId="77777777">
+    <w:p>
       <w:pPr>
         <w:ind w:left="993"/>
         <w:rPr>
@@ -158,7 +158,7 @@
         <w:t>Ficha funcional del modelo</w:t>
       </w:r>
     </w:p>
-    <w:p ns2:paraId="3B449A25" ns2:textId="77777777">
+    <w:p>
       <w:pPr>
         <w:ind w:left="993"/>
         <w:rPr>
@@ -175,10 +175,10 @@
           <w:sz w:val="60"/>
           <w:szCs w:val="60"/>
         </w:rPr>
-        <w:t xml:space="preserve">a21 · cereals-price-spatial</w:t>
+        <w:t>a21 · cereals-price-spatial</w:t>
       </w:r>
     </w:p>
-    <w:p ns2:paraId="51DA5B40" ns2:textId="77777777">
+    <w:p>
       <w:pPr>
         <w:shd w:val="clear" w:color="auto" w:fill="E3EFDD"/>
         <w:ind w:left="993" w:right="2267" w:firstLine="140"/>
@@ -196,10 +196,10 @@
           <w:sz w:val="44"/>
           <w:szCs w:val="44"/>
         </w:rPr>
-        <w:t xml:space="preserve">Descripción de negocio para usuarios de la plataforma DatagIA</w:t>
+        <w:t>Descripción de negocio para usuarios de la plataforma DatagIA</w:t>
       </w:r>
     </w:p>
-    <w:p ns2:paraId="40EB8FF9" ns2:textId="77777777">
+    <w:p>
       <w:pPr>
         <w:ind w:left="993"/>
         <w:rPr>
@@ -216,185 +216,75 @@
           <w:sz w:val="32"/>
           <w:szCs w:val="32"/>
         </w:rPr>
-        <w:t xml:space="preserve">Octubre 2026</w:t>
+        <w:t>Octubre 2026</w:t>
       </w:r>
     </w:p>
-    <w:p ns2:paraId="27FF289D" ns2:textId="77777777">
+    <w:p>
       <w:r>
         <w:rPr>
           <w:noProof/>
         </w:rPr>
         <w:drawing>
-          <ns3:anchor distT="0" distB="0" distL="0" distR="0" simplePos="0" relativeHeight="251660288" behindDoc="1" locked="0" layoutInCell="1" hidden="0" allowOverlap="1" ns4:anchorId="39D70CED" ns4:editId="0A17AF9A">
-            <ns3:simplePos x="0" y="0"/>
-            <ns3:positionH relativeFrom="margin">
-              <ns3:align>center</ns3:align>
-            </ns3:positionH>
-            <ns3:positionV relativeFrom="margin">
-              <ns3:align>center</ns3:align>
-            </ns3:positionV>
-            <ns3:extent cx="5397500" cy="5280025"/>
-            <ns3:effectExtent l="0" t="0" r="0" b="0"/>
-            <ns3:wrapNone/>
-            <ns3:docPr id="1003" name="image2.png"/>
-            <ns3:cNvGraphicFramePr/>
-            <ns5:graphic>
-              <ns5:graphicData uri="http://schemas.openxmlformats.org/drawingml/2006/picture">
-                <ns6:pic>
-                  <ns6:nvPicPr>
-                    <ns6:cNvPr id="0" name="image2.png"/>
-                    <ns6:cNvPicPr preferRelativeResize="0"/>
-                  </ns6:nvPicPr>
-                  <ns6:blipFill>
-                    <ns5:blip ns7:embed="rId11"/>
-                    <ns5:srcRect/>
-                    <ns5:stretch>
-                      <ns5:fillRect/>
-                    </ns5:stretch>
-                  </ns6:blipFill>
-                  <ns6:spPr>
-                    <ns5:xfrm>
-                      <ns5:off x="0" y="0"/>
-                      <ns5:ext cx="5397500" cy="5280025"/>
-                    </ns5:xfrm>
-                    <ns5:prstGeom prst="rect">
-                      <ns5:avLst/>
-                    </ns5:prstGeom>
-                    <ns5:ln/>
-                  </ns6:spPr>
-                </ns6:pic>
-              </ns5:graphicData>
-            </ns5:graphic>
-          </ns3:anchor>
+          <wp:anchor distT="0" distB="0" distL="0" distR="0" simplePos="0" relativeHeight="251660288" behindDoc="1" locked="0" layoutInCell="1" hidden="0" allowOverlap="1" wp14:anchorId="39D70CED" wp14:editId="0A17AF9A">
+            <wp:simplePos x="0" y="0"/>
+            <wp:positionH relativeFrom="margin">
+              <wp:align>center</wp:align>
+            </wp:positionH>
+            <wp:positionV relativeFrom="margin">
+              <wp:align>center</wp:align>
+            </wp:positionV>
+            <wp:extent cx="5397500" cy="5280025"/>
+            <wp:effectExtent l="0" t="0" r="0" b="0"/>
+            <wp:wrapNone/>
+            <wp:docPr id="1003" name="image2.png"/>
+            <wp:cNvGraphicFramePr/>
+            <a:graphic xmlns:a="http://schemas.openxmlformats.org/drawingml/2006/main">
+              <a:graphicData uri="http://schemas.openxmlformats.org/drawingml/2006/picture">
+                <pic:pic xmlns:pic="http://schemas.openxmlformats.org/drawingml/2006/picture">
+                  <pic:nvPicPr>
+                    <pic:cNvPr id="0" name="image2.png"/>
+                    <pic:cNvPicPr preferRelativeResize="0"/>
+                  </pic:nvPicPr>
+                  <pic:blipFill>
+                    <a:blip r:embed="rId11"/>
+                    <a:srcRect/>
+                    <a:stretch>
+                      <a:fillRect/>
+                    </a:stretch>
+                  </pic:blipFill>
+                  <pic:spPr>
+                    <a:xfrm>
+                      <a:off x="0" y="0"/>
+                      <a:ext cx="5397500" cy="5280025"/>
+                    </a:xfrm>
+                    <a:prstGeom prst="rect">
+                      <a:avLst/>
+                    </a:prstGeom>
+                    <a:ln/>
+                  </pic:spPr>
+                </pic:pic>
+              </a:graphicData>
+            </a:graphic>
+          </wp:anchor>
         </w:drawing>
       </w:r>
       <w:r>
         <w:br w:type="page"/>
       </w:r>
     </w:p>
-    <w:p ns2:paraId="02C5CAC2" ns2:textId="77777777"/>
-    <w:p ns2:paraId="7933C1B1" ns2:textId="77777777"/>
-    <w:p ns2:paraId="61C7AC21" ns2:textId="77777777">
+    <w:p>
       <w:pPr>
-        <w:rPr>
-          <w:rFonts w:ascii="Liberalisation sans narrow" w:eastAsia="Liberalisation sans narrow" w:hAnsi="Liberalisation sans narrow" w:cs="Liberalisation sans narrow"/>
-          <w:b/>
-          <w:bCs/>
-        </w:rPr>
-      </w:pPr>
-    </w:p>
-    <w:p ns2:paraId="442353E4" ns2:textId="77777777">
-      <w:pPr>
-        <w:keepLines/>
-        <w:spacing w:before="120" w:after="120" w:line="276" w:lineRule="auto"/>
-        <w:jc w:val="both"/>
-        <w:rPr>
-          <w:rFonts w:ascii="Liberalisation sans narrow" w:eastAsia="Liberalisation sans narrow" w:hAnsi="Liberalisation sans narrow" w:cs="Liberalisation sans narrow"/>
-        </w:rPr>
-      </w:pPr>
-      <w:r>
-        <w:br w:type="page"/>
-      </w:r>
-    </w:p>
-    <w:p ns2:paraId="1A562CDE" ns2:textId="77777777">
-      <w:pPr>
-        <w:keepLines/>
-        <w:spacing w:before="120" w:after="120" w:line="276" w:lineRule="auto"/>
-        <w:jc w:val="both"/>
-        <w:rPr>
-          <w:rFonts w:ascii="Liberalisation sans narrow" w:eastAsia="Liberalisation sans narrow" w:hAnsi="Liberalisation sans narrow" w:cs="Liberalisation sans narrow"/>
-        </w:rPr>
-      </w:pPr>
-    </w:p>
-    <w:p ns2:paraId="77040EB8" ns2:textId="77777777">
-      <w:pPr>
-        <w:keepLines/>
-        <w:spacing w:before="120" w:after="120" w:line="276" w:lineRule="auto"/>
-        <w:jc w:val="both"/>
-        <w:rPr>
-          <w:rFonts w:ascii="Liberalisation sans narrow" w:eastAsia="Liberalisation sans narrow" w:hAnsi="Liberalisation sans narrow" w:cs="Liberalisation sans narrow"/>
-        </w:rPr>
-      </w:pPr>
-    </w:p>
-    <w:p ns2:paraId="586DF882" ns2:textId="2ED357CA">
-      <w:pPr>
-        <w:pBdr>
-          <w:top w:val="nil"/>
-          <w:left w:val="nil"/>
-          <w:bottom w:val="nil"/>
-          <w:right w:val="nil"/>
-          <w:between w:val="nil"/>
-        </w:pBdr>
-        <w:tabs>
-          <w:tab w:val="left" w:pos="960"/>
-          <w:tab w:val="right" w:pos="8494"/>
-        </w:tabs>
-        <w:spacing w:after="100"/>
-        <w:ind w:left="220"/>
-        <w:rPr>
-          <w:color w:val="000000"/>
-          <w:sz w:val="24"/>
-          <w:szCs w:val="24"/>
-        </w:rPr>
-      </w:pPr>
-    </w:p>
-    <w:p ns2:paraId="0DE37DC7" ns2:textId="77777777">
-      <w:pPr>
-        <w:rPr>
-          <w:rFonts w:ascii="Liberalisation sans narrow" w:eastAsia="Liberalisation sans narrow" w:hAnsi="Liberalisation sans narrow" w:cs="Liberalisation sans narrow"/>
-          <w:color w:val="203441"/>
-        </w:rPr>
-      </w:pPr>
-      <w:r>
-        <w:br w:type="page"/>
-      </w:r>
-    </w:p>
-    <w:p ns2:paraId="6B5CFA01" ns2:textId="77777777">
-      <w:pPr>
-        <w:pStyle w:val="Ttulo1"/>
+        <w:pStyle w:val="Heading1"/>
+        <w:jc w:val="left"/>
       </w:pPr>
       <w:bookmarkStart w:id="0" w:name="_heading=h.33jjin156j5n" w:colFirst="0" w:colLast="0"/>
+      <w:bookmarkStart w:id="1" w:name="_Toc233976909"/>
       <w:bookmarkEnd w:id="0"/>
-    </w:p>
-    <w:p ns2:paraId="59508226" ns2:textId="44329DDB">
-      <w:pPr>
-        <w:rPr>
-          <w:rFonts w:ascii="Liberation sans narrow" w:eastAsia="Liberation sans narrow" w:hAnsi="Liberation sans narrow" w:cs="Liberation sans narrow"/>
-        </w:rPr>
-      </w:pPr>
-      <w:r>
-        <w:rPr>
-          <w:rFonts w:ascii="Liberation sans narrow" w:eastAsia="Liberation sans narrow" w:hAnsi="Liberation sans narrow" w:cs="Liberation sans narrow"/>
-          <w:color w:val="739A8A" w:themeColor="text1"/>
-          <w:szCs w:val="24"/>
-          <w:lang w:val="en-US"/>
-        </w:rPr>
-        <w:fldChar w:fldCharType="end"/>
-      </w:r>
-    </w:p>
-    <w:p ns2:paraId="546A9A3A" ns2:textId="7EA5DBCB"/>
-    <w:p ns2:paraId="0EBFC326" ns2:textId="77777777">
-      <w:pPr>
-        <w:rPr>
-          <w:rFonts w:ascii="Liberation sans narrow" w:eastAsia="Liberation sans narrow" w:hAnsi="Liberation sans narrow" w:cs="Liberation sans narrow"/>
-          <w:color w:val="203441"/>
-        </w:rPr>
-      </w:pPr>
-      <w:r>
-        <w:br w:type="page"/>
-      </w:r>
-    </w:p>
-    <w:p ns2:paraId="5C32CB1B" ns2:textId="0F8D2751">
-      <w:pPr>
-        <w:pStyle w:val="Ttulo1"/>
-        <w:jc w:val="left"/>
-      </w:pPr>
-      <w:bookmarkStart w:id="5" w:name="_Toc233976909"/>
       <w:r>
         <w:lastRenderedPageBreak/>
         <w:t>1. Qué hace el modelo</w:t>
       </w:r>
-      <w:bookmarkEnd w:id="5"/>
+      <w:bookmarkEnd w:id="1"/>
       <w:r>
         <w:br/>
       </w:r>
@@ -418,7 +308,7 @@
         <w:gridCol w:w="2800"/>
         <w:gridCol w:w="6560"/>
       </w:tblGrid>
-      <w:tr ns2:paraId="60A61DA1" ns2:textId="77777777">
+      <w:tr>
         <w:tc>
           <w:tcPr>
             <w:tcW w:w="2800" w:type="dxa"/>
@@ -436,7 +326,7 @@
               <w:right w:w="120" w:type="dxa"/>
             </w:tcMar>
           </w:tcPr>
-          <w:p ns2:paraId="23A6BFC6" ns2:textId="77777777">
+          <w:p>
             <w:r>
               <w:rPr>
                 <w:b/>
@@ -466,14 +356,14 @@
               <w:right w:w="120" w:type="dxa"/>
             </w:tcMar>
           </w:tcPr>
-          <w:p ns2:paraId="4F17D729" ns2:textId="77777777">
-            <w:r>
-              <w:t xml:space="preserve">Sistema de predicción de precios cerealísticos a nivel provincial español que combina regresión de retorno porcentual y clasificación direccional calibrada en una arquitectura de ensambles de árboles multi-horizonte (H1=30d, H2=60d, H3=90d). Integra una capa espacial y logística con variables de distancia a puertos, presión de combustible y análisis de vecindad provincial para identificar oportunidades de arbitraje geográfico.</w:t>
+          <w:p>
+            <w:r>
+              <w:t>Sistema de predicción de precios cerealísticos a nivel provincial español que combina regresión de retorno porcentual y clasificación direccional calibrada en una arquitectura de ensambles de árboles multi-horizonte (H1=30d, H2=60d, H3=90d). Integra una capa espacial y logística con variables de distancia a puertos, presión de combustible y análisis de vecindad provincial para identificar oportunidades de arbitraje geográfico.</w:t>
             </w:r>
           </w:p>
         </w:tc>
       </w:tr>
-      <w:tr ns2:paraId="2EFAE6D1" ns2:textId="77777777">
+      <w:tr>
         <w:tc>
           <w:tcPr>
             <w:tcW w:w="2800" w:type="dxa"/>
@@ -491,7 +381,7 @@
               <w:right w:w="120" w:type="dxa"/>
             </w:tcMar>
           </w:tcPr>
-          <w:p ns2:paraId="5FCB8C3E" ns2:textId="77777777">
+          <w:p>
             <w:r>
               <w:rPr>
                 <w:b/>
@@ -521,14 +411,14 @@
               <w:right w:w="120" w:type="dxa"/>
             </w:tcMar>
           </w:tcPr>
-          <w:p ns2:paraId="1ED00FCD" ns2:textId="77777777">
-            <w:r>
-              <w:t xml:space="preserve">Proporcionar una señal mensual de dirección (compra/venta/espera) y magnitud del retorno porcentual del precio de trigo, cebada y maíz a nivel provincial en España, a horizontes de 30, 60 y 90 días, integrando fundamentales macroeconómicos, variables climáticas y una capa de análisis espacial-logístico que capture la fricción de costes de transporte y la eficiencia en la transmisión de precios entre mercados regionales.</w:t>
+          <w:p>
+            <w:r>
+              <w:t>Proporcionar una señal mensual de dirección (compra/venta/espera) y magnitud del retorno porcentual del precio de trigo, cebada y maíz a nivel provincial en España, a horizontes de 30, 60 y 90 días, integrando fundamentales macroeconómicos, variables climáticas y una capa de análisis espacial-logístico que capture la fricción de costes de transporte y la eficiencia en la transmisión de precios entre mercados regionales.</w:t>
             </w:r>
           </w:p>
         </w:tc>
       </w:tr>
-      <w:tr ns2:paraId="3FD753A3" ns2:textId="77777777">
+      <w:tr>
         <w:tc>
           <w:tcPr>
             <w:tcW w:w="2800" w:type="dxa"/>
@@ -546,7 +436,7 @@
               <w:right w:w="120" w:type="dxa"/>
             </w:tcMar>
           </w:tcPr>
-          <w:p ns2:paraId="6A75B45E" ns2:textId="77777777">
+          <w:p>
             <w:r>
               <w:rPr>
                 <w:b/>
@@ -576,21 +466,21 @@
               <w:right w:w="120" w:type="dxa"/>
             </w:tcMar>
           </w:tcPr>
-          <w:p ns2:paraId="40956F30" ns2:textId="77777777">
-            <w:r>
-              <w:t xml:space="preserve">Se utiliza como herramienta de soporte a la decisión en mesas de compras cerealistas: ante la necesidad de planificar inventarios o negociar suministros, el operador selecciona una provincia, cereal y mes de interés, y el sistema devuelve una recomendación táctica (COMPRAR/ESPERAR/VENDER) con nivel de confianza por horizonte temporal, además de rankings provinciales de arbitraje en modo batch para comparar oportunidades geográficas.</w:t>
+          <w:p>
+            <w:r>
+              <w:t>Se utiliza como herramienta de soporte a la decisión en mesas de compras cerealistas: ante la necesidad de planificar inventarios o negociar suministros, el operador selecciona una provincia, cereal y mes de interés, y el sistema devuelve una recomendación táctica (COMPRAR/ESPERAR/VENDER) con nivel de confianza por horizonte temporal, además de rankings provinciales de arbitraje en modo batch para comparar oportunidades geográficas.</w:t>
             </w:r>
           </w:p>
         </w:tc>
       </w:tr>
     </w:tbl>
-    <w:p ns2:paraId="42B06DD4" ns2:textId="5A91ADB2">
+    <w:p>
       <w:pPr>
-        <w:pStyle w:val="Descripcin"/>
+        <w:pStyle w:val="Caption"/>
         <w:jc w:val="center"/>
       </w:pPr>
-      <w:bookmarkStart w:id="6" w:name="_Toc233977245"/>
-      <w:bookmarkStart w:id="7" w:name="_Toc233977283"/>
+      <w:bookmarkStart w:id="2" w:name="_Toc233977245"/>
+      <w:bookmarkStart w:id="3" w:name="_Toc233977283"/>
       <w:r>
         <w:t xml:space="preserve">Tabla </w:t>
       </w:r>
@@ -605,38 +495,38 @@
       <w:r>
         <w:t xml:space="preserve"> Descripción general del modelo</w:t>
       </w:r>
-      <w:bookmarkEnd w:id="6"/>
-      <w:bookmarkEnd w:id="7"/>
+      <w:bookmarkEnd w:id="2"/>
+      <w:bookmarkEnd w:id="3"/>
     </w:p>
-    <w:p ns2:paraId="05724126" ns2:textId="77777777">
+    <w:p>
       <w:pPr>
         <w:jc w:val="both"/>
       </w:pPr>
       <w:r>
-        <w:t xml:space="preserve">El modelo no proporciona un precio garantizado de compra/venta, sino una recomendación de dirección y magnitud del retorno esperado. No anticipa eventos de impacto inmediato (cisnes negros) ni decisiones gubernamentales.</w:t>
+        <w:t>El modelo no proporciona un precio garantizado de compra/venta, sino una recomendación de dirección y magnitud del retorno esperado. No anticipa eventos de impacto inmediato (cisnes negros) ni decisiones gubernamentales.</w:t>
       </w:r>
     </w:p>
-    <w:p ns2:paraId="0B3A0E33" ns2:textId="77777777"/>
-    <w:p ns2:paraId="4D3F6144" ns2:textId="77777777">
+    <w:p/>
+    <w:p>
       <w:pPr>
-        <w:pStyle w:val="Ttulo1"/>
+        <w:pStyle w:val="Heading1"/>
         <w:jc w:val="left"/>
       </w:pPr>
-      <w:bookmarkStart w:id="8" w:name="_Toc233976910"/>
+      <w:bookmarkStart w:id="4" w:name="_Toc233976910"/>
       <w:r>
         <w:t>2. Qué necesito darle (entradas)</w:t>
       </w:r>
-      <w:bookmarkEnd w:id="8"/>
+      <w:bookmarkEnd w:id="4"/>
     </w:p>
-    <w:p ns2:paraId="5D23DC51" ns2:textId="43C7F867">
+    <w:p>
       <w:pPr>
         <w:jc w:val="both"/>
       </w:pPr>
       <w:r>
-        <w:t xml:space="preserve">Los datos provienen del pipeline ETL del proyecto DATAGIA Lote 2: precios e índices MAPA, cotizaciones internacionales MATIF/CBOT, datos climáticos ERA5-Land a nivel provincial, estructura productiva ESYRCE, y variables geoespaciales (centroides IGN, puertos OSM). Todos los datos son mensuales y se procesan automáticamente.</w:t>
+        <w:t>Los datos provienen del pipeline ETL del proyecto DATAGIA Lote 2: precios e índices MAPA, cotizaciones internacionales MATIF/CBOT, datos climáticos ERA5-Land a nivel provincial, estructura productiva ESYRCE, y variables geoespaciales (centroides IGN, puertos OSM). Todos los datos son mensuales y se procesan automáticamente.</w:t>
       </w:r>
     </w:p>
-    <w:p ns2:paraId="6D2C7225" ns2:textId="77777777"/>
+    <w:p/>
     <w:tbl>
       <w:tblPr>
         <w:tblStyle w:val="a0"/>
@@ -656,7 +546,7 @@
         <w:gridCol w:w="3884"/>
         <w:gridCol w:w="5476"/>
       </w:tblGrid>
-      <w:tr ns2:paraId="6C80E726" ns2:textId="77777777">
+      <w:tr>
         <w:trPr>
           <w:tblHeader/>
         </w:trPr>
@@ -677,7 +567,7 @@
               <w:right w:w="120" w:type="dxa"/>
             </w:tcMar>
           </w:tcPr>
-          <w:p ns2:paraId="13834406" ns2:textId="77777777">
+          <w:p>
             <w:r>
               <w:rPr>
                 <w:b/>
@@ -686,6 +576,7 @@
                 <w:sz w:val="20"/>
                 <w:szCs w:val="20"/>
               </w:rPr>
+              <w:lastRenderedPageBreak/>
               <w:t>Nombre del campo</w:t>
             </w:r>
           </w:p>
@@ -707,7 +598,7 @@
               <w:right w:w="120" w:type="dxa"/>
             </w:tcMar>
           </w:tcPr>
-          <w:p ns2:paraId="2DD5573F" ns2:textId="77777777">
+          <w:p>
             <w:r>
               <w:rPr>
                 <w:b/>
@@ -721,7 +612,7 @@
           </w:p>
         </w:tc>
       </w:tr>
-      <w:tr ns2:paraId="39E09196" ns2:textId="77777777">
+      <w:tr>
         <w:tc>
           <w:tcPr>
             <w:tcW w:w="2167" w:type="dxa"/>
@@ -739,9 +630,9 @@
               <w:right w:w="120" w:type="dxa"/>
             </w:tcMar>
           </w:tcPr>
-          <w:p ns2:paraId="02741774" ns2:textId="77777777">
-            <w:r>
-              <w:t xml:space="preserve">provincia</w:t>
+          <w:p>
+            <w:r>
+              <w:t>provincia</w:t>
             </w:r>
           </w:p>
         </w:tc>
@@ -762,14 +653,14 @@
               <w:right w:w="120" w:type="dxa"/>
             </w:tcMar>
           </w:tcPr>
-          <w:p ns2:paraId="3AB481B3" ns2:textId="77777777">
-            <w:r>
-              <w:t xml:space="preserve">Provincia española productora (Burgos, Zamora, Córdoba, etc.). Se codifica como one-hot.</w:t>
+          <w:p>
+            <w:r>
+              <w:t>Provincia española productora (Burgos, Zamora, Córdoba, etc.). Se codifica como one-hot.</w:t>
             </w:r>
           </w:p>
         </w:tc>
       </w:tr>
-      <w:tr ns2:paraId="39E09196" ns2:textId="77777777">
+      <w:tr>
         <w:tc>
           <w:tcPr>
             <w:tcW w:w="2167" w:type="dxa"/>
@@ -787,9 +678,9 @@
               <w:right w:w="120" w:type="dxa"/>
             </w:tcMar>
           </w:tcPr>
-          <w:p ns2:paraId="02741774" ns2:textId="77777777">
-            <w:r>
-              <w:t xml:space="preserve">cereal_predominante</w:t>
+          <w:p>
+            <w:r>
+              <w:t>cereal_predominante</w:t>
             </w:r>
           </w:p>
         </w:tc>
@@ -810,14 +701,14 @@
               <w:right w:w="120" w:type="dxa"/>
             </w:tcMar>
           </w:tcPr>
-          <w:p ns2:paraId="3AB481B3" ns2:textId="77777777">
-            <w:r>
-              <w:t xml:space="preserve">Tipo de cereal predominante: trigo, cebada o maíz. Se codifica como one-hot.</w:t>
+          <w:p>
+            <w:r>
+              <w:t>Tipo de cereal predominante: trigo, cebada o maíz. Se codifica como one-hot.</w:t>
             </w:r>
           </w:p>
         </w:tc>
       </w:tr>
-      <w:tr ns2:paraId="39E09196" ns2:textId="77777777">
+      <w:tr>
         <w:tc>
           <w:tcPr>
             <w:tcW w:w="2167" w:type="dxa"/>
@@ -835,9 +726,9 @@
               <w:right w:w="120" w:type="dxa"/>
             </w:tcMar>
           </w:tcPr>
-          <w:p ns2:paraId="02741774" ns2:textId="77777777">
-            <w:r>
-              <w:t xml:space="preserve">date</w:t>
+          <w:p>
+            <w:r>
+              <w:t>date</w:t>
             </w:r>
           </w:p>
         </w:tc>
@@ -858,14 +749,14 @@
               <w:right w:w="120" w:type="dxa"/>
             </w:tcMar>
           </w:tcPr>
-          <w:p ns2:paraId="3AB481B3" ns2:textId="77777777">
-            <w:r>
-              <w:t xml:space="preserve">Mes de predicción. Determina fase fenológica, lags temporales y ventana de features.</w:t>
+          <w:p>
+            <w:r>
+              <w:t>Mes de predicción. Determina fase fenológica, lags temporales y ventana de features.</w:t>
             </w:r>
           </w:p>
         </w:tc>
       </w:tr>
-      <w:tr ns2:paraId="39E09196" ns2:textId="77777777">
+      <w:tr>
         <w:tc>
           <w:tcPr>
             <w:tcW w:w="2167" w:type="dxa"/>
@@ -883,9 +774,9 @@
               <w:right w:w="120" w:type="dxa"/>
             </w:tcMar>
           </w:tcPr>
-          <w:p ns2:paraId="02741774" ns2:textId="77777777">
-            <w:r>
-              <w:t xml:space="preserve">corn_intl_eur_*</w:t>
+          <w:p>
+            <w:r>
+              <w:t>corn_intl_eur_*</w:t>
             </w:r>
           </w:p>
         </w:tc>
@@ -906,14 +797,14 @@
               <w:right w:w="120" w:type="dxa"/>
             </w:tcMar>
           </w:tcPr>
-          <w:p ns2:paraId="3AB481B3" ns2:textId="77777777">
-            <w:r>
-              <w:t xml:space="preserve">Cotizaciones internacionales de maíz (MATIF/CBOT) con lags 1-3 meses, media móvil 3 meses y volatilidad 3 meses, convertidos a EUR.</w:t>
+          <w:p>
+            <w:r>
+              <w:t>Cotizaciones internacionales de maíz (MATIF/CBOT) con lags 1-3 meses, media móvil 3 meses y volatilidad 3 meses, convertidos a EUR.</w:t>
             </w:r>
           </w:p>
         </w:tc>
       </w:tr>
-      <w:tr ns2:paraId="39E09196" ns2:textId="77777777">
+      <w:tr>
         <w:tc>
           <w:tcPr>
             <w:tcW w:w="2167" w:type="dxa"/>
@@ -931,9 +822,9 @@
               <w:right w:w="120" w:type="dxa"/>
             </w:tcMar>
           </w:tcPr>
-          <w:p ns2:paraId="02741774" ns2:textId="77777777">
-            <w:r>
-              <w:t xml:space="preserve">wheat_intl_eur_*</w:t>
+          <w:p>
+            <w:r>
+              <w:t>wheat_intl_eur_*</w:t>
             </w:r>
           </w:p>
         </w:tc>
@@ -954,14 +845,14 @@
               <w:right w:w="120" w:type="dxa"/>
             </w:tcMar>
           </w:tcPr>
-          <w:p ns2:paraId="3AB481B3" ns2:textId="77777777">
-            <w:r>
-              <w:t xml:space="preserve">Cotizaciones internacionales de trigo con lags 1-3, MA3 y vol3 en EUR.</w:t>
+          <w:p>
+            <w:r>
+              <w:t>Cotizaciones internacionales de trigo con lags 1-3, MA3 y vol3 en EUR.</w:t>
             </w:r>
           </w:p>
         </w:tc>
       </w:tr>
-      <w:tr ns2:paraId="39E09196" ns2:textId="77777777">
+      <w:tr>
         <w:tc>
           <w:tcPr>
             <w:tcW w:w="2167" w:type="dxa"/>
@@ -979,9 +870,9 @@
               <w:right w:w="120" w:type="dxa"/>
             </w:tcMar>
           </w:tcPr>
-          <w:p ns2:paraId="02741774" ns2:textId="77777777">
-            <w:r>
-              <w:t xml:space="preserve">eur_usd_lag_1/2</w:t>
+          <w:p>
+            <w:r>
+              <w:t>eur_usd_lag_1/2</w:t>
             </w:r>
           </w:p>
         </w:tc>
@@ -1002,14 +893,14 @@
               <w:right w:w="120" w:type="dxa"/>
             </w:tcMar>
           </w:tcPr>
-          <w:p ns2:paraId="3AB481B3" ns2:textId="77777777">
-            <w:r>
-              <w:t xml:space="preserve">Paridad EUR/USD con 1 y 2 meses de retardo.</w:t>
+          <w:p>
+            <w:r>
+              <w:t>Paridad EUR/USD con 1 y 2 meses de retardo.</w:t>
             </w:r>
           </w:p>
         </w:tc>
       </w:tr>
-      <w:tr ns2:paraId="39E09196" ns2:textId="77777777">
+      <w:tr>
         <w:tc>
           <w:tcPr>
             <w:tcW w:w="2167" w:type="dxa"/>
@@ -1027,9 +918,9 @@
               <w:right w:w="120" w:type="dxa"/>
             </w:tcMar>
           </w:tcPr>
-          <w:p ns2:paraId="02741774" ns2:textId="77777777">
-            <w:r>
-              <w:t xml:space="preserve">idx_*_lag_3/4</w:t>
+          <w:p>
+            <w:r>
+              <w:t>idx_*_lag_3/4</w:t>
             </w:r>
           </w:p>
         </w:tc>
@@ -1050,14 +941,14 @@
               <w:right w:w="120" w:type="dxa"/>
             </w:tcMar>
           </w:tcPr>
-          <w:p ns2:paraId="3AB481B3" ns2:textId="77777777">
-            <w:r>
-              <w:t xml:space="preserve">Índices MAPA de costes: fertilizantes, fitosanitarios, semillas, energía, con lags 3-4 meses.</w:t>
+          <w:p>
+            <w:r>
+              <w:t>Índices MAPA de costes: fertilizantes, fitosanitarios, semillas, energía, con lags 3-4 meses.</w:t>
             </w:r>
           </w:p>
         </w:tc>
       </w:tr>
-      <w:tr ns2:paraId="39E09196" ns2:textId="77777777">
+      <w:tr>
         <w:tc>
           <w:tcPr>
             <w:tcW w:w="2167" w:type="dxa"/>
@@ -1075,9 +966,9 @@
               <w:right w:w="120" w:type="dxa"/>
             </w:tcMar>
           </w:tcPr>
-          <w:p ns2:paraId="02741774" ns2:textId="77777777">
-            <w:r>
-              <w:t xml:space="preserve">prepag1/2_*_lag_3/4</w:t>
+          <w:p>
+            <w:r>
+              <w:t>prepag1/2_*_lag_3/4</w:t>
             </w:r>
           </w:p>
         </w:tc>
@@ -1098,14 +989,14 @@
               <w:right w:w="120" w:type="dxa"/>
             </w:tcMar>
           </w:tcPr>
-          <w:p ns2:paraId="3AB481B3" ns2:textId="77777777">
-            <w:r>
-              <w:t xml:space="preserve">Costes prepagados: urea, DAP, paja cereales, torta girasol, con lags 3-4 meses.</w:t>
+          <w:p>
+            <w:r>
+              <w:t>Costes prepagados: urea, DAP, paja cereales, torta girasol, con lags 3-4 meses.</w:t>
             </w:r>
           </w:p>
         </w:tc>
       </w:tr>
-      <w:tr ns2:paraId="39E09196" ns2:textId="77777777">
+      <w:tr>
         <w:tc>
           <w:tcPr>
             <w:tcW w:w="2167" w:type="dxa"/>
@@ -1123,9 +1014,9 @@
               <w:right w:w="120" w:type="dxa"/>
             </w:tcMar>
           </w:tcPr>
-          <w:p ns2:paraId="02741774" ns2:textId="77777777">
-            <w:r>
-              <w:t xml:space="preserve">precip_provincial_lag_1/2</w:t>
+          <w:p>
+            <w:r>
+              <w:t>precip_provincial_lag_1/2</w:t>
             </w:r>
           </w:p>
         </w:tc>
@@ -1146,14 +1037,14 @@
               <w:right w:w="120" w:type="dxa"/>
             </w:tcMar>
           </w:tcPr>
-          <w:p ns2:paraId="3AB481B3" ns2:textId="77777777">
-            <w:r>
-              <w:t xml:space="preserve">Precipitación provincial con lags 1-2 meses, incluyendo desviación estándar y shock relativo.</w:t>
+          <w:p>
+            <w:r>
+              <w:t>Precipitación provincial con lags 1-2 meses, incluyendo desviación estándar y shock relativo.</w:t>
             </w:r>
           </w:p>
         </w:tc>
       </w:tr>
-      <w:tr ns2:paraId="39E09196" ns2:textId="77777777">
+      <w:tr>
         <w:tc>
           <w:tcPr>
             <w:tcW w:w="2167" w:type="dxa"/>
@@ -1171,9 +1062,9 @@
               <w:right w:w="120" w:type="dxa"/>
             </w:tcMar>
           </w:tcPr>
-          <w:p ns2:paraId="02741774" ns2:textId="77777777">
-            <w:r>
-              <w:t xml:space="preserve">temp_provincial_*</w:t>
+          <w:p>
+            <w:r>
+              <w:t>temp_provincial_*</w:t>
             </w:r>
           </w:p>
         </w:tc>
@@ -1194,14 +1085,14 @@
               <w:right w:w="120" w:type="dxa"/>
             </w:tcMar>
           </w:tcPr>
-          <w:p ns2:paraId="3AB481B3" ns2:textId="77777777">
-            <w:r>
-              <w:t xml:space="preserve">Variables de temperatura provincial (media, máxima, mínima) y anomalía.</w:t>
+          <w:p>
+            <w:r>
+              <w:t>Variables de temperatura provincial (media, máxima, mínima) y anomalía.</w:t>
             </w:r>
           </w:p>
         </w:tc>
       </w:tr>
-      <w:tr ns2:paraId="39E09196" ns2:textId="77777777">
+      <w:tr>
         <w:tc>
           <w:tcPr>
             <w:tcW w:w="2167" w:type="dxa"/>
@@ -1219,9 +1110,9 @@
               <w:right w:w="120" w:type="dxa"/>
             </w:tcMar>
           </w:tcPr>
-          <w:p ns2:paraId="02741774" ns2:textId="77777777">
-            <w:r>
-              <w:t xml:space="preserve">z_clima_adverso_*</w:t>
+          <w:p>
+            <w:r>
+              <w:t>z_clima_adverso_*</w:t>
             </w:r>
           </w:p>
         </w:tc>
@@ -1242,14 +1133,14 @@
               <w:right w:w="120" w:type="dxa"/>
             </w:tcMar>
           </w:tcPr>
-          <w:p ns2:paraId="3AB481B3" ns2:textId="77777777">
-            <w:r>
-              <w:t xml:space="preserve">Z-scores de anomalía climática para identificar eventos extremos.</w:t>
+          <w:p>
+            <w:r>
+              <w:t>Z-scores de anomalía climática para identificar eventos extremos.</w:t>
             </w:r>
           </w:p>
         </w:tc>
       </w:tr>
-      <w:tr ns2:paraId="39E09196" ns2:textId="77777777">
+      <w:tr>
         <w:tc>
           <w:tcPr>
             <w:tcW w:w="2167" w:type="dxa"/>
@@ -1267,9 +1158,9 @@
               <w:right w:w="120" w:type="dxa"/>
             </w:tcMar>
           </w:tcPr>
-          <w:p ns2:paraId="02741774" ns2:textId="77777777">
-            <w:r>
-              <w:t xml:space="preserve">sup_cereal_predominante_lag_1</w:t>
+          <w:p>
+            <w:r>
+              <w:t>sup_cereal_predominante_lag_1</w:t>
             </w:r>
           </w:p>
         </w:tc>
@@ -1290,14 +1181,14 @@
               <w:right w:w="120" w:type="dxa"/>
             </w:tcMar>
           </w:tcPr>
-          <w:p ns2:paraId="3AB481B3" ns2:textId="77777777">
-            <w:r>
-              <w:t xml:space="preserve">Superficie sembrada del cereal predominante con 1 mes de retardo.</w:t>
+          <w:p>
+            <w:r>
+              <w:t>Superficie sembrada del cereal predominante con 1 mes de retardo.</w:t>
             </w:r>
           </w:p>
         </w:tc>
       </w:tr>
-      <w:tr ns2:paraId="39E09196" ns2:textId="77777777">
+      <w:tr>
         <w:tc>
           <w:tcPr>
             <w:tcW w:w="2167" w:type="dxa"/>
@@ -1315,9 +1206,9 @@
               <w:right w:w="120" w:type="dxa"/>
             </w:tcMar>
           </w:tcPr>
-          <w:p ns2:paraId="02741774" ns2:textId="77777777">
-            <w:r>
-              <w:t xml:space="preserve">dist_puerto_min_km</w:t>
+          <w:p>
+            <w:r>
+              <w:t>dist_puerto_min_km</w:t>
             </w:r>
           </w:p>
         </w:tc>
@@ -1338,14 +1229,14 @@
               <w:right w:w="120" w:type="dxa"/>
             </w:tcMar>
           </w:tcPr>
-          <w:p ns2:paraId="3AB481B3" ns2:textId="77777777">
-            <w:r>
-              <w:t xml:space="preserve">Distancia mínima geodésica (Haversine) al puerto de referencia más cercano.</w:t>
+          <w:p>
+            <w:r>
+              <w:t>Distancia mínima geodésica (Haversine) al puerto de referencia más cercano.</w:t>
             </w:r>
           </w:p>
         </w:tc>
       </w:tr>
-      <w:tr ns2:paraId="39E09196" ns2:textId="77777777">
+      <w:tr>
         <w:tc>
           <w:tcPr>
             <w:tcW w:w="2167" w:type="dxa"/>
@@ -1363,9 +1254,9 @@
               <w:right w:w="120" w:type="dxa"/>
             </w:tcMar>
           </w:tcPr>
-          <w:p ns2:paraId="02741774" ns2:textId="77777777">
-            <w:r>
-              <w:t xml:space="preserve">presion_combustible_puerto</w:t>
+          <w:p>
+            <w:r>
+              <w:t>presion_combustible_puerto</w:t>
             </w:r>
           </w:p>
         </w:tc>
@@ -1386,14 +1277,14 @@
               <w:right w:w="120" w:type="dxa"/>
             </w:tcMar>
           </w:tcPr>
-          <w:p ns2:paraId="3AB481B3" ns2:textId="77777777">
-            <w:r>
-              <w:t xml:space="preserve">Índice de presión de costes de combustible vinculado a la distancia al nodo logístico.</w:t>
+          <w:p>
+            <w:r>
+              <w:t>Índice de presión de costes de combustible vinculado a la distancia al nodo logístico.</w:t>
             </w:r>
           </w:p>
         </w:tc>
       </w:tr>
-      <w:tr ns2:paraId="39E09196" ns2:textId="77777777">
+      <w:tr>
         <w:tc>
           <w:tcPr>
             <w:tcW w:w="2167" w:type="dxa"/>
@@ -1411,9 +1302,9 @@
               <w:right w:w="120" w:type="dxa"/>
             </w:tcMar>
           </w:tcPr>
-          <w:p ns2:paraId="02741774" ns2:textId="77777777">
-            <w:r>
-              <w:t xml:space="preserve">provincia_*</w:t>
+          <w:p>
+            <w:r>
+              <w:t>provincia_*</w:t>
             </w:r>
           </w:p>
         </w:tc>
@@ -1434,14 +1325,14 @@
               <w:right w:w="120" w:type="dxa"/>
             </w:tcMar>
           </w:tcPr>
-          <w:p ns2:paraId="3AB481B3" ns2:textId="77777777">
-            <w:r>
-              <w:t xml:space="preserve">Codificación one-hot de 23 provincias productoras.</w:t>
+          <w:p>
+            <w:r>
+              <w:t>Codificación one-hot de 23 provincias productoras.</w:t>
             </w:r>
           </w:p>
         </w:tc>
       </w:tr>
-      <w:tr ns2:paraId="39E09196" ns2:textId="77777777">
+      <w:tr>
         <w:tc>
           <w:tcPr>
             <w:tcW w:w="2167" w:type="dxa"/>
@@ -1459,9 +1350,9 @@
               <w:right w:w="120" w:type="dxa"/>
             </w:tcMar>
           </w:tcPr>
-          <w:p ns2:paraId="02741774" ns2:textId="77777777">
-            <w:r>
-              <w:t xml:space="preserve">fase_siembra/crecimiento/cosecha</w:t>
+          <w:p>
+            <w:r>
+              <w:t>fase_siembra/crecimiento/cosecha</w:t>
             </w:r>
           </w:p>
         </w:tc>
@@ -1482,14 +1373,14 @@
               <w:right w:w="120" w:type="dxa"/>
             </w:tcMar>
           </w:tcPr>
-          <w:p ns2:paraId="3AB481B3" ns2:textId="77777777">
-            <w:r>
-              <w:t xml:space="preserve">Marcadores binarios de fase fenológica del cereal según el mes.</w:t>
+          <w:p>
+            <w:r>
+              <w:t>Marcadores binarios de fase fenológica del cereal según el mes.</w:t>
             </w:r>
           </w:p>
         </w:tc>
       </w:tr>
-      <w:tr ns2:paraId="39E09196" ns2:textId="77777777">
+      <w:tr>
         <w:tc>
           <w:tcPr>
             <w:tcW w:w="2167" w:type="dxa"/>
@@ -1507,9 +1398,9 @@
               <w:right w:w="120" w:type="dxa"/>
             </w:tcMar>
           </w:tcPr>
-          <w:p ns2:paraId="02741774" ns2:textId="77777777">
-            <w:r>
-              <w:t xml:space="preserve">month_sin/month_cos</w:t>
+          <w:p>
+            <w:r>
+              <w:t>month_sin/month_cos</w:t>
             </w:r>
           </w:p>
         </w:tc>
@@ -1530,22 +1421,23 @@
               <w:right w:w="120" w:type="dxa"/>
             </w:tcMar>
           </w:tcPr>
-          <w:p ns2:paraId="3AB481B3" ns2:textId="77777777">
-            <w:r>
-              <w:t xml:space="preserve">Codificación cíclica trigonométrica del mes del año.</w:t>
+          <w:p>
+            <w:r>
+              <w:t>Codificación cíclica trigonométrica del mes del año.</w:t>
             </w:r>
           </w:p>
         </w:tc>
       </w:tr>
     </w:tbl>
-    <w:p ns2:paraId="7ADAB195" ns2:textId="6B2EA1F7">
+    <w:p>
       <w:pPr>
-        <w:pStyle w:val="Descripcin"/>
+        <w:pStyle w:val="Caption"/>
         <w:jc w:val="center"/>
       </w:pPr>
-      <w:bookmarkStart w:id="9" w:name="_Toc233977246"/>
-      <w:bookmarkStart w:id="10" w:name="_Toc233977284"/>
+      <w:bookmarkStart w:id="5" w:name="_Toc233977246"/>
+      <w:bookmarkStart w:id="6" w:name="_Toc233977284"/>
       <w:r>
+        <w:lastRenderedPageBreak/>
         <w:t xml:space="preserve">Tabla </w:t>
       </w:r>
       <w:fldSimple w:instr=" SEQ Tabla \* ARABIC ">
@@ -1559,20 +1451,20 @@
       <w:r>
         <w:t xml:space="preserve"> Campos de entrada (inputs)</w:t>
       </w:r>
-      <w:bookmarkEnd w:id="9"/>
-      <w:bookmarkEnd w:id="10"/>
+      <w:bookmarkEnd w:id="5"/>
+      <w:bookmarkEnd w:id="6"/>
     </w:p>
-    <w:p ns2:paraId="2D75DAE3" ns2:textId="77777777"/>
-    <w:p ns2:paraId="1D5B0A63" ns2:textId="77777777">
+    <w:p/>
+    <w:p>
       <w:pPr>
-        <w:pStyle w:val="Ttulo1"/>
+        <w:pStyle w:val="Heading1"/>
         <w:jc w:val="left"/>
       </w:pPr>
-      <w:bookmarkStart w:id="11" w:name="_Toc233976911"/>
+      <w:bookmarkStart w:id="7" w:name="_Toc233976911"/>
       <w:r>
         <w:t>3. Qué me devuelve (salidas)</w:t>
       </w:r>
-      <w:bookmarkEnd w:id="11"/>
+      <w:bookmarkEnd w:id="7"/>
     </w:p>
     <w:tbl>
       <w:tblPr>
@@ -1594,7 +1486,7 @@
         <w:gridCol w:w="3510"/>
         <w:gridCol w:w="2633"/>
       </w:tblGrid>
-      <w:tr ns2:paraId="30598A3A" ns2:textId="77777777">
+      <w:tr>
         <w:trPr>
           <w:tblHeader/>
         </w:trPr>
@@ -1615,7 +1507,7 @@
               <w:right w:w="120" w:type="dxa"/>
             </w:tcMar>
           </w:tcPr>
-          <w:p ns2:paraId="48AA3C39" ns2:textId="77777777">
+          <w:p>
             <w:r>
               <w:rPr>
                 <w:b/>
@@ -1645,7 +1537,7 @@
               <w:right w:w="120" w:type="dxa"/>
             </w:tcMar>
           </w:tcPr>
-          <w:p ns2:paraId="45D542C1" ns2:textId="77777777">
+          <w:p>
             <w:r>
               <w:rPr>
                 <w:b/>
@@ -1675,7 +1567,7 @@
               <w:right w:w="120" w:type="dxa"/>
             </w:tcMar>
           </w:tcPr>
-          <w:p ns2:paraId="216EBD1B" ns2:textId="77777777">
+          <w:p>
             <w:r>
               <w:rPr>
                 <w:b/>
@@ -1689,7 +1581,7 @@
           </w:p>
         </w:tc>
       </w:tr>
-      <w:tr ns2:paraId="0BD31A91" ns2:textId="77777777">
+      <w:tr>
         <w:tc>
           <w:tcPr>
             <w:tcW w:w="2200" w:type="dxa"/>
@@ -1707,9 +1599,9 @@
               <w:right w:w="120" w:type="dxa"/>
             </w:tcMar>
           </w:tcPr>
-          <w:p ns2:paraId="2CD654FD" ns2:textId="77777777">
-            <w:r>
-              <w:t xml:space="preserve">signal_h1/h2/h3</w:t>
+          <w:p>
+            <w:r>
+              <w:t>signal_h1/h2/h3</w:t>
             </w:r>
           </w:p>
         </w:tc>
@@ -1730,9 +1622,9 @@
               <w:right w:w="120" w:type="dxa"/>
             </w:tcMar>
           </w:tcPr>
-          <w:p ns2:paraId="35872DC0" ns2:textId="77777777">
-            <w:r>
-              <w:t xml:space="preserve">Señal de tendencia por horizonte temporal según umbrales de retorno y probabilidad calibrados.</w:t>
+          <w:p>
+            <w:r>
+              <w:t>Señal de tendencia por horizonte temporal según umbrales de retorno y probabilidad calibrados.</w:t>
             </w:r>
           </w:p>
         </w:tc>
@@ -1753,14 +1645,14 @@
               <w:right w:w="120" w:type="dxa"/>
             </w:tcMar>
           </w:tcPr>
-          <w:p ns2:paraId="1DF2EF4D" ns2:textId="77777777">
-            <w:r>
-              <w:t xml:space="preserve">ALCISTA indica oportunidad de compra con retorno esperado positivo y alta probabilidad; BAJISTA indica venta o espera; NEUTRAL indica zona de baja confianza.</w:t>
+          <w:p>
+            <w:r>
+              <w:t>ALCISTA indica oportunidad de compra con retorno esperado positivo y alta probabilidad; BAJISTA indica venta o espera; NEUTRAL indica zona de baja confianza.</w:t>
             </w:r>
           </w:p>
         </w:tc>
       </w:tr>
-      <w:tr ns2:paraId="0BD31A91" ns2:textId="77777777">
+      <w:tr>
         <w:tc>
           <w:tcPr>
             <w:tcW w:w="2200" w:type="dxa"/>
@@ -1778,9 +1670,9 @@
               <w:right w:w="120" w:type="dxa"/>
             </w:tcMar>
           </w:tcPr>
-          <w:p ns2:paraId="2CD654FD" ns2:textId="77777777">
-            <w:r>
-              <w:t xml:space="preserve">confidence_h1/h2/h3</w:t>
+          <w:p>
+            <w:r>
+              <w:t>confidence_h1/h2/h3</w:t>
             </w:r>
           </w:p>
         </w:tc>
@@ -1801,9 +1693,9 @@
               <w:right w:w="120" w:type="dxa"/>
             </w:tcMar>
           </w:tcPr>
-          <w:p ns2:paraId="35872DC0" ns2:textId="77777777">
-            <w:r>
-              <w:t xml:space="preserve">Nivel de confianza de la señal, basado en la probabilidad calibrada del clasificador.</w:t>
+          <w:p>
+            <w:r>
+              <w:t>Nivel de confianza de la señal, basado en la probabilidad calibrada del clasificador.</w:t>
             </w:r>
           </w:p>
         </w:tc>
@@ -1824,14 +1716,14 @@
               <w:right w:w="120" w:type="dxa"/>
             </w:tcMar>
           </w:tcPr>
-          <w:p ns2:paraId="1DF2EF4D" ns2:textId="77777777">
-            <w:r>
-              <w:t xml:space="preserve">Valores &gt;60% indican alta fiabilidad de la señal; 40-60% zona de cautela; &lt;40% señal no operativa.</w:t>
+          <w:p>
+            <w:r>
+              <w:t>Valores &gt;60% indican alta fiabilidad de la señal; 40-60% zona de cautela; &lt;40% señal no operativa.</w:t>
             </w:r>
           </w:p>
         </w:tc>
       </w:tr>
-      <w:tr ns2:paraId="0BD31A91" ns2:textId="77777777">
+      <w:tr>
         <w:tc>
           <w:tcPr>
             <w:tcW w:w="2200" w:type="dxa"/>
@@ -1849,9 +1741,17 @@
               <w:right w:w="120" w:type="dxa"/>
             </w:tcMar>
           </w:tcPr>
-          <w:p ns2:paraId="2CD654FD" ns2:textId="77777777">
-            <w:r>
-              <w:t xml:space="preserve">expected_return_h1/h2/h3</w:t>
+          <w:p>
+            <w:pPr>
+              <w:rPr>
+                <w:lang w:val="en-US"/>
+              </w:rPr>
+            </w:pPr>
+            <w:r>
+              <w:rPr>
+                <w:lang w:val="en-US"/>
+              </w:rPr>
+              <w:t>expected_return_h1/h2/h3</w:t>
             </w:r>
           </w:p>
         </w:tc>
@@ -1872,9 +1772,9 @@
               <w:right w:w="120" w:type="dxa"/>
             </w:tcMar>
           </w:tcPr>
-          <w:p ns2:paraId="35872DC0" ns2:textId="77777777">
-            <w:r>
-              <w:t xml:space="preserve">Retorno porcentual esperado estimado por el regresor para cada horizonte.</w:t>
+          <w:p>
+            <w:r>
+              <w:t>Retorno porcentual esperado estimado por el regresor para cada horizonte.</w:t>
             </w:r>
           </w:p>
         </w:tc>
@@ -1895,14 +1795,14 @@
               <w:right w:w="120" w:type="dxa"/>
             </w:tcMar>
           </w:tcPr>
-          <w:p ns2:paraId="1DF2EF4D" ns2:textId="77777777">
-            <w:r>
-              <w:t xml:space="preserve">Valor positivo indica retorno esperado alcista; negativo bajista. Se interpreta como fracción del precio actual.</w:t>
+          <w:p>
+            <w:r>
+              <w:t>Valor positivo indica retorno esperado alcista; negativo bajista. Se interpreta como fracción del precio actual.</w:t>
             </w:r>
           </w:p>
         </w:tc>
       </w:tr>
-      <w:tr ns2:paraId="0BD31A91" ns2:textId="77777777">
+      <w:tr>
         <w:tc>
           <w:tcPr>
             <w:tcW w:w="2200" w:type="dxa"/>
@@ -1920,9 +1820,9 @@
               <w:right w:w="120" w:type="dxa"/>
             </w:tcMar>
           </w:tcPr>
-          <w:p ns2:paraId="2CD654FD" ns2:textId="77777777">
-            <w:r>
-              <w:t xml:space="preserve">prob_up_h1/h2/h3</w:t>
+          <w:p>
+            <w:r>
+              <w:t>prob_up_h1/h2/h3</w:t>
             </w:r>
           </w:p>
         </w:tc>
@@ -1943,9 +1843,9 @@
               <w:right w:w="120" w:type="dxa"/>
             </w:tcMar>
           </w:tcPr>
-          <w:p ns2:paraId="35872DC0" ns2:textId="77777777">
-            <w:r>
-              <w:t xml:space="preserve">Probabilidad calibrada de movimiento alcista según el clasificador.</w:t>
+          <w:p>
+            <w:r>
+              <w:t>Probabilidad calibrada de movimiento alcista según el clasificador.</w:t>
             </w:r>
           </w:p>
         </w:tc>
@@ -1966,14 +1866,14 @@
               <w:right w:w="120" w:type="dxa"/>
             </w:tcMar>
           </w:tcPr>
-          <w:p ns2:paraId="1DF2EF4D" ns2:textId="77777777">
-            <w:r>
-              <w:t xml:space="preserve">Probabilidad de que el precio suba en el horizonte indicado. Umbral de referencia: 0.65 para señal alcista.</w:t>
+          <w:p>
+            <w:r>
+              <w:t>Probabilidad de que el precio suba en el horizonte indicado. Umbral de referencia: 0.65 para señal alcista.</w:t>
             </w:r>
           </w:p>
         </w:tc>
       </w:tr>
-      <w:tr ns2:paraId="0BD31A91" ns2:textId="77777777">
+      <w:tr>
         <w:tc>
           <w:tcPr>
             <w:tcW w:w="2200" w:type="dxa"/>
@@ -1991,9 +1891,9 @@
               <w:right w:w="120" w:type="dxa"/>
             </w:tcMar>
           </w:tcPr>
-          <w:p ns2:paraId="2CD654FD" ns2:textId="77777777">
-            <w:r>
-              <w:t xml:space="preserve">timing_label</w:t>
+          <w:p>
+            <w:r>
+              <w:t>timing_label</w:t>
             </w:r>
           </w:p>
         </w:tc>
@@ -2014,9 +1914,9 @@
               <w:right w:w="120" w:type="dxa"/>
             </w:tcMar>
           </w:tcPr>
-          <w:p ns2:paraId="35872DC0" ns2:textId="77777777">
-            <w:r>
-              <w:t xml:space="preserve">Etiqueta de recomendación táctica consolidada.</w:t>
+          <w:p>
+            <w:r>
+              <w:t>Etiqueta de recomendación táctica consolidada.</w:t>
             </w:r>
           </w:p>
         </w:tc>
@@ -2037,14 +1937,14 @@
               <w:right w:w="120" w:type="dxa"/>
             </w:tcMar>
           </w:tcPr>
-          <w:p ns2:paraId="1DF2EF4D" ns2:textId="77777777">
-            <w:r>
-              <w:t xml:space="preserve">Resumen ejecutivo de la acción recomendada según la alineación de horizontes y umbrales.</w:t>
+          <w:p>
+            <w:r>
+              <w:t>Resumen ejecutivo de la acción recomendada según la alineación de horizontes y umbrales.</w:t>
             </w:r>
           </w:p>
         </w:tc>
       </w:tr>
-      <w:tr ns2:paraId="0BD31A91" ns2:textId="77777777">
+      <w:tr>
         <w:tc>
           <w:tcPr>
             <w:tcW w:w="2200" w:type="dxa"/>
@@ -2062,9 +1962,9 @@
               <w:right w:w="120" w:type="dxa"/>
             </w:tcMar>
           </w:tcPr>
-          <w:p ns2:paraId="2CD654FD" ns2:textId="77777777">
-            <w:r>
-              <w:t xml:space="preserve">geo_risk</w:t>
+          <w:p>
+            <w:r>
+              <w:t>geo_risk</w:t>
             </w:r>
           </w:p>
         </w:tc>
@@ -2085,9 +1985,9 @@
               <w:right w:w="120" w:type="dxa"/>
             </w:tcMar>
           </w:tcPr>
-          <w:p ns2:paraId="35872DC0" ns2:textId="77777777">
-            <w:r>
-              <w:t xml:space="preserve">Indicador de riesgo geográfico alto basado en distancia a puertos y presión de combustible.</w:t>
+          <w:p>
+            <w:r>
+              <w:t>Indicador de riesgo geográfico alto basado en distancia a puertos y presión de combustible.</w:t>
             </w:r>
           </w:p>
         </w:tc>
@@ -2108,14 +2008,18 @@
               <w:right w:w="120" w:type="dxa"/>
             </w:tcMar>
           </w:tcPr>
-          <w:p ns2:paraId="1DF2EF4D" ns2:textId="77777777">
-            <w:r>
-              <w:t xml:space="preserve">True indica que la provincia tiene alta fricción logística, lo que puede degradar la rentabilidad del arbitraje.</w:t>
+          <w:p>
+            <w:r>
+              <w:t xml:space="preserve">True indica que la provincia tiene alta fricción logística, lo que puede degradar la </w:t>
+            </w:r>
+            <w:r>
+              <w:lastRenderedPageBreak/>
+              <w:t>rentabilidad del arbitraje.</w:t>
             </w:r>
           </w:p>
         </w:tc>
       </w:tr>
-      <w:tr ns2:paraId="0BD31A91" ns2:textId="77777777">
+      <w:tr>
         <w:tc>
           <w:tcPr>
             <w:tcW w:w="2200" w:type="dxa"/>
@@ -2133,9 +2037,10 @@
               <w:right w:w="120" w:type="dxa"/>
             </w:tcMar>
           </w:tcPr>
-          <w:p ns2:paraId="2CD654FD" ns2:textId="77777777">
-            <w:r>
-              <w:t xml:space="preserve">causal_drivers</w:t>
+          <w:p>
+            <w:r>
+              <w:lastRenderedPageBreak/>
+              <w:t>causal_drivers</w:t>
             </w:r>
           </w:p>
         </w:tc>
@@ -2156,9 +2061,9 @@
               <w:right w:w="120" w:type="dxa"/>
             </w:tcMar>
           </w:tcPr>
-          <w:p ns2:paraId="35872DC0" ns2:textId="77777777">
-            <w:r>
-              <w:t xml:space="preserve">Top 3 factores causales con dirección e intensidad que explican la señal.</w:t>
+          <w:p>
+            <w:r>
+              <w:t>Top 3 factores causales con dirección e intensidad que explican la señal.</w:t>
             </w:r>
           </w:p>
         </w:tc>
@@ -2179,14 +2084,14 @@
               <w:right w:w="120" w:type="dxa"/>
             </w:tcMar>
           </w:tcPr>
-          <w:p ns2:paraId="1DF2EF4D" ns2:textId="77777777">
-            <w:r>
-              <w:t xml:space="preserve">Permite al usuario entender qué fundamentales están impulsando la recomendación.</w:t>
+          <w:p>
+            <w:r>
+              <w:t>Permite al usuario entender qué fundamentales están impulsando la recomendación.</w:t>
             </w:r>
           </w:p>
         </w:tc>
       </w:tr>
-      <w:tr ns2:paraId="0BD31A91" ns2:textId="77777777">
+      <w:tr>
         <w:tc>
           <w:tcPr>
             <w:tcW w:w="2200" w:type="dxa"/>
@@ -2204,9 +2109,9 @@
               <w:right w:w="120" w:type="dxa"/>
             </w:tcMar>
           </w:tcPr>
-          <w:p ns2:paraId="2CD654FD" ns2:textId="77777777">
-            <w:r>
-              <w:t xml:space="preserve">card_text</w:t>
+          <w:p>
+            <w:r>
+              <w:t>card_text</w:t>
             </w:r>
           </w:p>
         </w:tc>
@@ -2227,9 +2132,9 @@
               <w:right w:w="120" w:type="dxa"/>
             </w:tcMar>
           </w:tcPr>
-          <w:p ns2:paraId="35872DC0" ns2:textId="77777777">
-            <w:r>
-              <w:t xml:space="preserve">Ficha de decisión completa en texto plano con resumen ejecutivo.</w:t>
+          <w:p>
+            <w:r>
+              <w:t>Ficha de decisión completa en texto plano con resumen ejecutivo.</w:t>
             </w:r>
           </w:p>
         </w:tc>
@@ -2250,21 +2155,21 @@
               <w:right w:w="120" w:type="dxa"/>
             </w:tcMar>
           </w:tcPr>
-          <w:p ns2:paraId="1DF2EF4D" ns2:textId="77777777">
-            <w:r>
-              <w:t xml:space="preserve">Documento legible para el operador que consolida la información de los 3 horizontes.</w:t>
+          <w:p>
+            <w:r>
+              <w:t>Documento legible para el operador que consolida la información de los 3 horizontes.</w:t>
             </w:r>
           </w:p>
         </w:tc>
       </w:tr>
     </w:tbl>
-    <w:p ns2:paraId="550B7902" ns2:textId="22FA894B">
+    <w:p>
       <w:pPr>
-        <w:pStyle w:val="Descripcin"/>
+        <w:pStyle w:val="Caption"/>
         <w:jc w:val="center"/>
       </w:pPr>
-      <w:bookmarkStart w:id="12" w:name="_Toc233977247"/>
-      <w:bookmarkStart w:id="13" w:name="_Toc233977285"/>
+      <w:bookmarkStart w:id="8" w:name="_Toc233977247"/>
+      <w:bookmarkStart w:id="9" w:name="_Toc233977285"/>
       <w:r>
         <w:t xml:space="preserve">Tabla </w:t>
       </w:r>
@@ -2279,139 +2184,139 @@
       <w:r>
         <w:t xml:space="preserve"> Campos de salida (outputs)</w:t>
       </w:r>
-      <w:bookmarkEnd w:id="12"/>
-      <w:bookmarkEnd w:id="13"/>
+      <w:bookmarkEnd w:id="8"/>
+      <w:bookmarkEnd w:id="9"/>
     </w:p>
-    <w:p ns2:paraId="342E22E9" ns2:textId="77777777">
+    <w:p>
       <w:pPr>
-        <w:pStyle w:val="Ttulo1"/>
+        <w:pStyle w:val="Heading1"/>
         <w:jc w:val="left"/>
       </w:pPr>
-      <w:bookmarkStart w:id="14" w:name="_Toc233976912"/>
+      <w:bookmarkStart w:id="10" w:name="_Toc233976912"/>
       <w:r>
         <w:t>4. Cómo leo el resultado</w:t>
       </w:r>
-      <w:bookmarkEnd w:id="14"/>
+      <w:bookmarkEnd w:id="10"/>
     </w:p>
-    <w:p ns2:paraId="68FE0EAC" ns2:textId="77777777">
+    <w:p>
       <w:pPr>
         <w:jc w:val="both"/>
       </w:pPr>
       <w:r>
-        <w:t xml:space="preserve">Si para Burgos-trigo-junio-2026 el modelo devuelve H1: ALCISTA (confianza 72%, retorno esperado +2.1%), H2: NEUTRAL (confianza 51%, retorno +0.8%), H3: ALCISTA (confianza 68%, retorno +3.5%), se interpreta como una oportunidad de compra a corto y largo plazo, con zona de cautela en el medio plazo. La recomendación táctica consolidada sería COMPRA YA si H1 y H3 están alineados.</w:t>
+        <w:t>Si para Burgos-trigo-junio-2026 el modelo devuelve H1: ALCISTA (confianza 72%, retorno esperado +2.1%), H2: NEUTRAL (confianza 51%, retorno +0.8%), H3: ALCISTA (confianza 68%, retorno +3.5%), se interpreta como una oportunidad de compra a corto y largo plazo, con zona de cautela en el medio plazo. La recomendación táctica consolidada sería COMPRA YA si H1 y H3 están alineados.</w:t>
       </w:r>
     </w:p>
-    <w:p ns2:paraId="7585C801" ns2:textId="77777777">
+    <w:p>
       <w:pPr>
         <w:jc w:val="both"/>
       </w:pPr>
     </w:p>
-    <w:p ns2:paraId="2856C14E" ns2:textId="77777777">
+    <w:p>
       <w:pPr>
         <w:jc w:val="both"/>
       </w:pPr>
       <w:r>
-        <w:t xml:space="preserve">El error absoluto medio en retorno porcentual oscila entre 5.1% (H1) y 10.1% (H3). Una diferencia inferior a 5 puntos porcentuales en la estimación del retorno no es estadísticamente significativa dado la volatilidad del mercado cerealista. El modelo acierta la dirección del movimiento en el 56-63% de los casos según el horizonte.</w:t>
+        <w:t>El error absoluto medio en retorno porcentual oscila entre 5.1% (H1) y 10.1% (H3). Una diferencia inferior a 5 puntos porcentuales en la estimación del retorno no es estadísticamente significativa dado la volatilidad del mercado cerealista. El modelo acierta la dirección del movimiento en el 56-63% de los casos según el horizonte.</w:t>
       </w:r>
     </w:p>
-    <w:p ns2:paraId="23429964" ns2:textId="77777777"/>
-    <w:p ns2:paraId="4D0352D1" ns2:textId="77777777">
+    <w:p/>
+    <w:p>
       <w:pPr>
-        <w:pStyle w:val="Ttulo1"/>
+        <w:pStyle w:val="Heading1"/>
         <w:jc w:val="left"/>
       </w:pPr>
-      <w:bookmarkStart w:id="15" w:name="_Toc233976913"/>
+      <w:bookmarkStart w:id="11" w:name="_Toc233976913"/>
       <w:r>
         <w:t>5. Cuándo debo revisar manualmente</w:t>
       </w:r>
-      <w:bookmarkEnd w:id="15"/>
+      <w:bookmarkEnd w:id="11"/>
     </w:p>
-    <w:p ns2:paraId="2053022C" ns2:textId="77777777">
+    <w:p>
       <w:r>
-        <w:t xml:space="preserve">•  Cuando la confianza de la señal es inferior al 65% (zona neutral), no ejecutar operaciones basadas únicamente en la recomendación del modelo.</w:t>
+        <w:t>•  Cuando la confianza de la señal es inferior al 65% (zona neutral), no ejecutar operaciones basadas únicamente en la recomendación del modelo.</w:t>
       </w:r>
     </w:p>
-    <w:p ns2:paraId="2053022C" ns2:textId="77777777">
+    <w:p>
       <w:r>
-        <w:t xml:space="preserve">•  En periodos de alta volatilidad geopolítica o cambios regulatorios, la supervisión humana experta es obligatoria para filtrar la señal técnica.</w:t>
+        <w:t>•  En periodos de alta volatilidad geopolítica o cambios regulatorios, la supervisión humana experta es obligatoria para filtrar la señal técnica.</w:t>
       </w:r>
     </w:p>
-    <w:p ns2:paraId="2053022C" ns2:textId="77777777">
+    <w:p>
       <w:r>
-        <w:t xml:space="preserve">•  Verificar que la combinación provincia-cereal-mes consultada tiene representación en el dataset histórico; en caso contrario, la señal puede ser poco fiable.</w:t>
+        <w:t>•  Verificar que la combinación provincia-cereal-mes consultada tiene representación en el dataset histórico; en caso contrario, la señal puede ser poco fiable.</w:t>
       </w:r>
     </w:p>
-    <w:p ns2:paraId="2053022C" ns2:textId="77777777">
+    <w:p>
       <w:r>
-        <w:t xml:space="preserve">•  Cuando los 3 horizontes no están alineados (mezcla de ALCISTA/BAJISTA/NEUTRAL), no tomar decisión sin análisis adicional del contexto de mercado.</w:t>
+        <w:lastRenderedPageBreak/>
+        <w:t>•  Cuando los 3 horizontes no están alineados (mezcla de ALCISTA/BAJISTA/NEUTRAL), no tomar decisión sin análisis adicional del contexto de mercado.</w:t>
       </w:r>
     </w:p>
-    <w:p ns2:paraId="04A0CF39" ns2:textId="77777777"/>
-    <w:p ns2:paraId="283A7D53" ns2:textId="77777777">
+    <w:p/>
+    <w:p>
       <w:pPr>
-        <w:pStyle w:val="Ttulo1"/>
+        <w:pStyle w:val="Heading1"/>
         <w:jc w:val="left"/>
       </w:pPr>
-      <w:bookmarkStart w:id="16" w:name="_Toc233976914"/>
+      <w:bookmarkStart w:id="12" w:name="_Toc233976914"/>
       <w:r>
-        <w:lastRenderedPageBreak/>
         <w:t>6. Qué no hace el modelo</w:t>
       </w:r>
-      <w:bookmarkEnd w:id="16"/>
+      <w:bookmarkEnd w:id="12"/>
     </w:p>
-    <w:p ns2:paraId="36E72011" ns2:textId="77777777">
+    <w:p>
       <w:r>
-        <w:t xml:space="preserve">•  No sustituye la experiencia del comprador senior ni el juicio del departamento de riesgos.</w:t>
+        <w:t>•  No sustituye la experiencia del comprador senior ni el juicio del departamento de riesgos.</w:t>
       </w:r>
     </w:p>
-    <w:p ns2:paraId="36E72011" ns2:textId="77777777">
+    <w:p>
       <w:r>
-        <w:t xml:space="preserve">•  No garantiza la ejecución de la operación al precio predicho; el precio real depende de la liquidez del mercado y costes logísticos.</w:t>
+        <w:t>•  No garantiza la ejecución de la operación al precio predicho; el precio real depende de la liquidez del mercado y costes logísticos.</w:t>
       </w:r>
     </w:p>
-    <w:p ns2:paraId="36E72011" ns2:textId="77777777">
+    <w:p>
       <w:r>
-        <w:t xml:space="preserve">•  No anticipa eventos de impacto inmediato (cisnes negros, decisiones gubernamentales, fenómenos meteorológicos extremos).</w:t>
+        <w:t>•  No anticipa eventos de impacto inmediato (cisnes negros, decisiones gubernamentales, fenómenos meteorológicos extremos).</w:t>
       </w:r>
     </w:p>
-    <w:p ns2:paraId="36E72011" ns2:textId="77777777">
+    <w:p>
       <w:r>
-        <w:t xml:space="preserve">•  No gestiona inventarios ni automatiza compras; es una herramienta de soporte a la decisión.</w:t>
+        <w:t>•  No gestiona inventarios ni automatiza compras; es una herramienta de soporte a la decisión.</w:t>
       </w:r>
     </w:p>
-    <w:p ns2:paraId="36E72011" ns2:textId="77777777">
+    <w:p>
       <w:r>
-        <w:t xml:space="preserve">•  No reemplaza la monitorización continua de precios reales publicados por el MAPA.</w:t>
+        <w:t>•  No reemplaza la monitorización continua de precios reales publicados por el MAPA.</w:t>
       </w:r>
     </w:p>
-    <w:p ns2:paraId="3A0ADEDC" ns2:textId="77777777"/>
-    <w:p ns2:paraId="4E1464CE" ns2:textId="77777777">
+    <w:p/>
+    <w:p>
       <w:pPr>
-        <w:pStyle w:val="Ttulo1"/>
+        <w:pStyle w:val="Heading1"/>
         <w:jc w:val="left"/>
       </w:pPr>
-      <w:bookmarkStart w:id="17" w:name="_Toc233976915"/>
+      <w:bookmarkStart w:id="13" w:name="_Toc233976915"/>
       <w:r>
         <w:t>7. Puede equivocarse</w:t>
       </w:r>
-      <w:bookmarkEnd w:id="17"/>
+      <w:bookmarkEnd w:id="13"/>
     </w:p>
-    <w:p ns2:paraId="7F6C063A" ns2:textId="77777777">
+    <w:p>
       <w:r>
-        <w:t xml:space="preserve">Sí, el modelo puede equivocarse. En el periodo de test (2021-2025, incluyendo la crisis de Ucrania 2022), el AUC oscila entre 0.71 y 0.75 y la dirección se acierta en el 56-63% de los casos. Esto significa que aproximadamente 1 de cada 3 señales directionales puede ser errónea. El modelo es una ayuda a la decisión, no una garantía de rentabilidad. Se recomienda aplicar un buffer prudencial del 1-2% sobre cualquier oportunidad de arbitraje.</w:t>
+        <w:t>Sí, el modelo puede equivocarse. En el periodo de test (2021-2025, incluyendo la crisis de Ucrania 2022), el AUC oscila entre 0.71 y 0.75 y la dirección se acierta en el 56-63% de los casos. Esto significa que aproximadamente 1 de cada 3 señales directionales puede ser errónea. El modelo es una ayuda a la decisión, no una garantía de rentabilidad. Se recomienda aplicar un buffer prudencial del 1-2% sobre cualquier oportunidad de arbitraje.</w:t>
       </w:r>
     </w:p>
-    <w:p ns2:paraId="6E37E5A4" ns2:textId="77777777"/>
-    <w:p ns2:paraId="7171A71B" ns2:textId="77777777">
+    <w:p/>
+    <w:p>
       <w:pPr>
-        <w:pStyle w:val="Ttulo1"/>
+        <w:pStyle w:val="Heading1"/>
         <w:jc w:val="left"/>
       </w:pPr>
-      <w:bookmarkStart w:id="18" w:name="_Toc233976916"/>
+      <w:bookmarkStart w:id="14" w:name="_Toc233976916"/>
       <w:r>
-        <w:t xml:space="preserve">8. KPIs del modelo</w:t>
+        <w:t>8. KPIs del modelo</w:t>
       </w:r>
-      <w:bookmarkEnd w:id="18"/>
+      <w:bookmarkEnd w:id="14"/>
     </w:p>
     <w:tbl>
       <w:tblPr>
@@ -2433,7 +2338,7 @@
         <w:gridCol w:w="3280"/>
         <w:gridCol w:w="3280"/>
       </w:tblGrid>
-      <w:tr ns2:paraId="722801F3" ns2:textId="77777777">
+      <w:tr>
         <w:trPr>
           <w:tblHeader/>
         </w:trPr>
@@ -2454,7 +2359,7 @@
               <w:right w:w="120" w:type="dxa"/>
             </w:tcMar>
           </w:tcPr>
-          <w:p ns2:paraId="3024B19E" ns2:textId="77777777">
+          <w:p>
             <w:r>
               <w:rPr>
                 <w:b/>
@@ -2484,7 +2389,7 @@
               <w:right w:w="120" w:type="dxa"/>
             </w:tcMar>
           </w:tcPr>
-          <w:p ns2:paraId="0ABEC927" ns2:textId="77777777">
+          <w:p>
             <w:r>
               <w:rPr>
                 <w:b/>
@@ -2514,7 +2419,7 @@
               <w:right w:w="120" w:type="dxa"/>
             </w:tcMar>
           </w:tcPr>
-          <w:p ns2:paraId="54378CF9" ns2:textId="77777777">
+          <w:p>
             <w:r>
               <w:rPr>
                 <w:b/>
@@ -2528,7 +2433,7 @@
           </w:p>
         </w:tc>
       </w:tr>
-      <w:tr ns2:paraId="5DE6C9F2" ns2:textId="77777777">
+      <w:tr>
         <w:tc>
           <w:tcPr>
             <w:tcW w:w="2800" w:type="dxa"/>
@@ -2546,9 +2451,9 @@
               <w:right w:w="120" w:type="dxa"/>
             </w:tcMar>
           </w:tcPr>
-          <w:p ns2:paraId="1D8670CB" ns2:textId="77777777">
-            <w:r>
-              <w:t xml:space="preserve">AUC-ROC (Filtro de falsas alarmas)</w:t>
+          <w:p>
+            <w:r>
+              <w:t>AUC-ROC (Filtro de falsas alarmas)</w:t>
             </w:r>
           </w:p>
         </w:tc>
@@ -2569,9 +2474,9 @@
               <w:right w:w="120" w:type="dxa"/>
             </w:tcMar>
           </w:tcPr>
-          <w:p ns2:paraId="49A1DCB5" ns2:textId="77777777">
-            <w:r>
-              <w:t xml:space="preserve">≥ 0.70</w:t>
+          <w:p>
+            <w:r>
+              <w:t>≥ 0.70</w:t>
             </w:r>
           </w:p>
         </w:tc>
@@ -2592,14 +2497,14 @@
               <w:right w:w="120" w:type="dxa"/>
             </w:tcMar>
           </w:tcPr>
-          <w:p ns2:paraId="619CF819" ns2:textId="77777777">
-            <w:r>
-              <w:t xml:space="preserve">Capacidad del modelo para distinguir señales alcistas reales de fluctuaciones irrelevantes. Supera el umbral en los 3 horizontes (0.71-0.75).</w:t>
+          <w:p>
+            <w:r>
+              <w:t>Capacidad del modelo para distinguir señales alcistas reales de fluctuaciones irrelevantes. Supera el umbral en los 3 horizontes (0.71-0.75).</w:t>
             </w:r>
           </w:p>
         </w:tc>
       </w:tr>
-      <w:tr ns2:paraId="5DE6C9F2" ns2:textId="77777777">
+      <w:tr>
         <w:tc>
           <w:tcPr>
             <w:tcW w:w="2800" w:type="dxa"/>
@@ -2617,9 +2522,10 @@
               <w:right w:w="120" w:type="dxa"/>
             </w:tcMar>
           </w:tcPr>
-          <w:p ns2:paraId="1D8670CB" ns2:textId="77777777">
-            <w:r>
-              <w:t xml:space="preserve">Pearson R (Captura de tendencia)</w:t>
+          <w:p>
+            <w:r>
+              <w:lastRenderedPageBreak/>
+              <w:t>Pearson R (Captura de tendencia)</w:t>
             </w:r>
           </w:p>
         </w:tc>
@@ -2640,9 +2546,9 @@
               <w:right w:w="120" w:type="dxa"/>
             </w:tcMar>
           </w:tcPr>
-          <w:p ns2:paraId="49A1DCB5" ns2:textId="77777777">
-            <w:r>
-              <w:t xml:space="preserve">≥ 0.30</w:t>
+          <w:p>
+            <w:r>
+              <w:t>≥ 0.30</w:t>
             </w:r>
           </w:p>
         </w:tc>
@@ -2663,14 +2569,14 @@
               <w:right w:w="120" w:type="dxa"/>
             </w:tcMar>
           </w:tcPr>
-          <w:p ns2:paraId="619CF819" ns2:textId="77777777">
-            <w:r>
-              <w:t xml:space="preserve">Correlación entre retorno predicho y real. Cumple el umbral en H1 (0.38), está en el límite en H2 (0.27) y por debajo en H3 (0.21), aceptable dado el protocolo de Blacklist Nuclear.</w:t>
+          <w:p>
+            <w:r>
+              <w:t>Correlación entre retorno predicho y real. Cumple el umbral en H1 (0.38), está en el límite en H2 (0.27) y por debajo en H3 (0.21), aceptable dado el protocolo de Blacklist Nuclear.</w:t>
             </w:r>
           </w:p>
         </w:tc>
       </w:tr>
-      <w:tr ns2:paraId="5DE6C9F2" ns2:textId="77777777">
+      <w:tr>
         <w:tc>
           <w:tcPr>
             <w:tcW w:w="2800" w:type="dxa"/>
@@ -2688,9 +2594,9 @@
               <w:right w:w="120" w:type="dxa"/>
             </w:tcMar>
           </w:tcPr>
-          <w:p ns2:paraId="1D8670CB" ns2:textId="77777777">
-            <w:r>
-              <w:t xml:space="preserve">Direction Accuracy (DA)</w:t>
+          <w:p>
+            <w:r>
+              <w:t>Direction Accuracy (DA)</w:t>
             </w:r>
           </w:p>
         </w:tc>
@@ -2711,9 +2617,9 @@
               <w:right w:w="120" w:type="dxa"/>
             </w:tcMar>
           </w:tcPr>
-          <w:p ns2:paraId="49A1DCB5" ns2:textId="77777777">
-            <w:r>
-              <w:t xml:space="preserve">&gt; 55%</w:t>
+          <w:p>
+            <w:r>
+              <w:t>&gt; 55%</w:t>
             </w:r>
           </w:p>
         </w:tc>
@@ -2734,14 +2640,14 @@
               <w:right w:w="120" w:type="dxa"/>
             </w:tcMar>
           </w:tcPr>
-          <w:p ns2:paraId="619CF819" ns2:textId="77777777">
-            <w:r>
-              <w:t xml:space="preserve">Porcentaje de aciertos directionales. Supera el umbral en los 3 horizontes (55.9-62.5%), con H3 como el más preciso para planificación estratégica.</w:t>
+          <w:p>
+            <w:r>
+              <w:t>Porcentaje de aciertos directionales. Supera el umbral en los 3 horizontes (55.9-62.5%), con H3 como el más preciso para planificación estratégica.</w:t>
             </w:r>
           </w:p>
         </w:tc>
       </w:tr>
-      <w:tr ns2:paraId="5DE6C9F2" ns2:textId="77777777">
+      <w:tr>
         <w:tc>
           <w:tcPr>
             <w:tcW w:w="2800" w:type="dxa"/>
@@ -2759,9 +2665,9 @@
               <w:right w:w="120" w:type="dxa"/>
             </w:tcMar>
           </w:tcPr>
-          <w:p ns2:paraId="1D8670CB" ns2:textId="77777777">
-            <w:r>
-              <w:t xml:space="preserve">Tiempo de inferencia</w:t>
+          <w:p>
+            <w:r>
+              <w:t>Tiempo de inferencia</w:t>
             </w:r>
           </w:p>
         </w:tc>
@@ -2782,9 +2688,9 @@
               <w:right w:w="120" w:type="dxa"/>
             </w:tcMar>
           </w:tcPr>
-          <w:p ns2:paraId="49A1DCB5" ns2:textId="77777777">
-            <w:r>
-              <w:t xml:space="preserve">&lt; 1s individual, &lt; 5s batch</w:t>
+          <w:p>
+            <w:r>
+              <w:t>&lt; 1s individual, &lt; 5s batch</w:t>
             </w:r>
           </w:p>
         </w:tc>
@@ -2805,21 +2711,21 @@
               <w:right w:w="120" w:type="dxa"/>
             </w:tcMar>
           </w:tcPr>
-          <w:p ns2:paraId="619CF819" ns2:textId="77777777">
-            <w:r>
-              <w:t xml:space="preserve">Velocidad de respuesta del motor de predicción. Cumple holgadamente en hardware estándar.</w:t>
+          <w:p>
+            <w:r>
+              <w:t>Velocidad de respuesta del motor de predicción. Cumple holgadamente en hardware estándar.</w:t>
             </w:r>
           </w:p>
         </w:tc>
       </w:tr>
     </w:tbl>
-    <w:p ns2:paraId="45F4C421" ns2:textId="79EF27F4">
+    <w:p>
       <w:pPr>
-        <w:pStyle w:val="Descripcin"/>
+        <w:pStyle w:val="Caption"/>
         <w:jc w:val="center"/>
       </w:pPr>
-      <w:bookmarkStart w:id="19" w:name="_Toc233977248"/>
-      <w:bookmarkStart w:id="20" w:name="_Toc233977286"/>
+      <w:bookmarkStart w:id="15" w:name="_Toc233977248"/>
+      <w:bookmarkStart w:id="16" w:name="_Toc233977286"/>
       <w:r>
         <w:t xml:space="preserve">Tabla </w:t>
       </w:r>
@@ -2834,20 +2740,19 @@
       <w:r>
         <w:t xml:space="preserve"> KPIs del modelo</w:t>
       </w:r>
-      <w:bookmarkEnd w:id="19"/>
-      <w:bookmarkEnd w:id="20"/>
+      <w:bookmarkEnd w:id="15"/>
+      <w:bookmarkEnd w:id="16"/>
     </w:p>
-    <w:p ns2:paraId="5A151328" ns2:textId="77777777">
+    <w:p>
       <w:pPr>
-        <w:pStyle w:val="Ttulo1"/>
+        <w:pStyle w:val="Heading1"/>
         <w:jc w:val="left"/>
       </w:pPr>
-      <w:bookmarkStart w:id="21" w:name="_Toc233976917"/>
+      <w:bookmarkStart w:id="17" w:name="_Toc233976917"/>
       <w:r>
-        <w:lastRenderedPageBreak/>
         <w:t>9. Limitaciones conocidas</w:t>
       </w:r>
-      <w:bookmarkEnd w:id="21"/>
+      <w:bookmarkEnd w:id="17"/>
     </w:p>
     <w:tbl>
       <w:tblPr>
@@ -2868,7 +2773,7 @@
         <w:gridCol w:w="3120"/>
         <w:gridCol w:w="6240"/>
       </w:tblGrid>
-      <w:tr ns2:paraId="1F18AF22" ns2:textId="77777777">
+      <w:tr>
         <w:trPr>
           <w:tblHeader/>
         </w:trPr>
@@ -2889,7 +2794,7 @@
               <w:right w:w="120" w:type="dxa"/>
             </w:tcMar>
           </w:tcPr>
-          <w:p ns2:paraId="758CD852" ns2:textId="77777777">
+          <w:p>
             <w:r>
               <w:rPr>
                 <w:b/>
@@ -2919,7 +2824,7 @@
               <w:right w:w="120" w:type="dxa"/>
             </w:tcMar>
           </w:tcPr>
-          <w:p ns2:paraId="3753A61E" ns2:textId="77777777">
+          <w:p>
             <w:r>
               <w:rPr>
                 <w:b/>
@@ -2933,7 +2838,7 @@
           </w:p>
         </w:tc>
       </w:tr>
-      <w:tr ns2:paraId="51FCD1DF" ns2:textId="77777777">
+      <w:tr>
         <w:tc>
           <w:tcPr>
             <w:tcW w:w="3120" w:type="dxa"/>
@@ -2951,9 +2856,9 @@
               <w:right w:w="120" w:type="dxa"/>
             </w:tcMar>
           </w:tcPr>
-          <w:p ns2:paraId="4308B354" ns2:textId="77777777">
-            <w:r>
-              <w:t xml:space="preserve">Sesgo de agregación institucional</w:t>
+          <w:p>
+            <w:r>
+              <w:t>Sesgo de agregación institucional</w:t>
             </w:r>
           </w:p>
         </w:tc>
@@ -2974,14 +2879,14 @@
               <w:right w:w="120" w:type="dxa"/>
             </w:tcMar>
           </w:tcPr>
-          <w:p ns2:paraId="3FD46393" ns2:textId="77777777">
-            <w:r>
-              <w:t xml:space="preserve">El modelo aprende el precio medio provincial a partir de fuentes MAPA, ignorando dispersiones intraprovinciales. La predicción refleja una tendencia macro, no precios puntuales de mercado.</w:t>
+          <w:p>
+            <w:r>
+              <w:t>El modelo aprende el precio medio provincial a partir de fuentes MAPA, ignorando dispersiones intraprovinciales. La predicción refleja una tendencia macro, no precios puntuales de mercado.</w:t>
             </w:r>
           </w:p>
         </w:tc>
       </w:tr>
-      <w:tr ns2:paraId="51FCD1DF" ns2:textId="77777777">
+      <w:tr>
         <w:tc>
           <w:tcPr>
             <w:tcW w:w="3120" w:type="dxa"/>
@@ -2999,9 +2904,9 @@
               <w:right w:w="120" w:type="dxa"/>
             </w:tcMar>
           </w:tcPr>
-          <w:p ns2:paraId="4308B354" ns2:textId="77777777">
-            <w:r>
-              <w:t xml:space="preserve">Blacklist Nuclear — ceguera técnica</w:t>
+          <w:p>
+            <w:r>
+              <w:t>Blacklist Nuclear — ceguera técnica</w:t>
             </w:r>
           </w:p>
         </w:tc>
@@ -3022,14 +2927,14 @@
               <w:right w:w="120" w:type="dxa"/>
             </w:tcMar>
           </w:tcPr>
-          <w:p ns2:paraId="3FD46393" ns2:textId="77777777">
-            <w:r>
-              <w:t xml:space="preserve">La exclusión de lags de precio impide capturar rebotes técnicos de corto plazo. El modelo es resiliente pero menos reactivo a movimientos de inercia del mercado.</w:t>
+          <w:p>
+            <w:r>
+              <w:t>La exclusión de lags de precio impide capturar rebotes técnicos de corto plazo. El modelo es resiliente pero menos reactivo a movimientos de inercia del mercado.</w:t>
             </w:r>
           </w:p>
         </w:tc>
       </w:tr>
-      <w:tr ns2:paraId="51FCD1DF" ns2:textId="77777777">
+      <w:tr>
         <w:tc>
           <w:tcPr>
             <w:tcW w:w="3120" w:type="dxa"/>
@@ -3047,9 +2952,9 @@
               <w:right w:w="120" w:type="dxa"/>
             </w:tcMar>
           </w:tcPr>
-          <w:p ns2:paraId="4308B354" ns2:textId="77777777">
-            <w:r>
-              <w:t xml:space="preserve">Sesgo geográfico</w:t>
+          <w:p>
+            <w:r>
+              <w:t>Sesgo geográfico</w:t>
             </w:r>
           </w:p>
         </w:tc>
@@ -3070,14 +2975,14 @@
               <w:right w:w="120" w:type="dxa"/>
             </w:tcMar>
           </w:tcPr>
-          <w:p ns2:paraId="3FD46393" ns2:textId="77777777">
-            <w:r>
-              <w:t xml:space="preserve">Optimizado para provincias con mayor peso histórico en el dataset. En regiones con baja liquidez o dinámicas no representadas, la precisión se degrada por extrapolación.</w:t>
+          <w:p>
+            <w:r>
+              <w:t>Optimizado para provincias con mayor peso histórico en el dataset. En regiones con baja liquidez o dinámicas no representadas, la precisión se degrada por extrapolación.</w:t>
             </w:r>
           </w:p>
         </w:tc>
       </w:tr>
-      <w:tr ns2:paraId="51FCD1DF" ns2:textId="77777777">
+      <w:tr>
         <w:tc>
           <w:tcPr>
             <w:tcW w:w="3120" w:type="dxa"/>
@@ -3095,9 +3000,9 @@
               <w:right w:w="120" w:type="dxa"/>
             </w:tcMar>
           </w:tcPr>
-          <w:p ns2:paraId="4308B354" ns2:textId="77777777">
-            <w:r>
-              <w:t xml:space="preserve">Dependencia energética</w:t>
+          <w:p>
+            <w:r>
+              <w:t>Dependencia energética</w:t>
             </w:r>
           </w:p>
         </w:tc>
@@ -3118,14 +3023,14 @@
               <w:right w:w="120" w:type="dxa"/>
             </w:tcMar>
           </w:tcPr>
-          <w:p ns2:paraId="3FD46393" ns2:textId="77777777">
-            <w:r>
-              <w:t xml:space="preserve">Asume que costes de insumos (Urea, Gas) y futuros internacionales son los motores primarios. Una ruptura estructural en esta jerarquía podría generar drift silencioso.</w:t>
+          <w:p>
+            <w:r>
+              <w:t>Asume que costes de insumos (Urea, Gas) y futuros internacionales son los motores primarios. Una ruptura estructural en esta jerarquía podría generar drift silencioso.</w:t>
             </w:r>
           </w:p>
         </w:tc>
       </w:tr>
-      <w:tr ns2:paraId="51FCD1DF" ns2:textId="77777777">
+      <w:tr>
         <w:tc>
           <w:tcPr>
             <w:tcW w:w="3120" w:type="dxa"/>
@@ -3143,9 +3048,9 @@
               <w:right w:w="120" w:type="dxa"/>
             </w:tcMar>
           </w:tcPr>
-          <w:p ns2:paraId="4308B354" ns2:textId="77777777">
-            <w:r>
-              <w:t xml:space="preserve">Disrupciones intrapublicación</w:t>
+          <w:p>
+            <w:r>
+              <w:t>Disrupciones intrapublicación</w:t>
             </w:r>
           </w:p>
         </w:tc>
@@ -3166,14 +3071,14 @@
               <w:right w:w="120" w:type="dxa"/>
             </w:tcMar>
           </w:tcPr>
-          <w:p ns2:paraId="3FD46393" ns2:textId="77777777">
-            <w:r>
-              <w:t xml:space="preserve">Eventos de impacto inmediato (cisnes negros) ocurridos entre dos cortes mensuales de datos no serán capturados hasta el siguiente ciclo ETL.</w:t>
+          <w:p>
+            <w:r>
+              <w:t>Eventos de impacto inmediato (cisnes negros) ocurridos entre dos cortes mensuales de datos no serán capturados hasta el siguiente ciclo ETL.</w:t>
             </w:r>
           </w:p>
         </w:tc>
       </w:tr>
-      <w:tr ns2:paraId="51FCD1DF" ns2:textId="77777777">
+      <w:tr>
         <w:tc>
           <w:tcPr>
             <w:tcW w:w="3120" w:type="dxa"/>
@@ -3191,9 +3096,10 @@
               <w:right w:w="120" w:type="dxa"/>
             </w:tcMar>
           </w:tcPr>
-          <w:p ns2:paraId="4308B354" ns2:textId="77777777">
-            <w:r>
-              <w:t xml:space="preserve">Intervencionismo político</w:t>
+          <w:p>
+            <w:r>
+              <w:lastRenderedPageBreak/>
+              <w:t>Intervencionismo político</w:t>
             </w:r>
           </w:p>
         </w:tc>
@@ -3214,14 +3120,14 @@
               <w:right w:w="120" w:type="dxa"/>
             </w:tcMar>
           </w:tcPr>
-          <w:p ns2:paraId="3FD46393" ns2:textId="77777777">
-            <w:r>
-              <w:t xml:space="preserve">No anticipa decisiones gubernamentales discretas (precios máximos, aranceles, prohibiciones de exportación) que rompan la dinámica de oferta-demandada aprendida.</w:t>
+          <w:p>
+            <w:r>
+              <w:t>No anticipa decisiones gubernamentales discretas (precios máximos, aranceles, prohibiciones de exportación) que rompan la dinámica de oferta-demandada aprendida.</w:t>
             </w:r>
           </w:p>
         </w:tc>
       </w:tr>
-      <w:tr ns2:paraId="51FCD1DF" ns2:textId="77777777">
+      <w:tr>
         <w:tc>
           <w:tcPr>
             <w:tcW w:w="3120" w:type="dxa"/>
@@ -3239,9 +3145,9 @@
               <w:right w:w="120" w:type="dxa"/>
             </w:tcMar>
           </w:tcPr>
-          <w:p ns2:paraId="4308B354" ns2:textId="77777777">
-            <w:r>
-              <w:t xml:space="preserve">Requiere reentrenamiento ante cambio de régimen</w:t>
+          <w:p>
+            <w:r>
+              <w:t>Requiere reentrenamiento ante cambio de régimen</w:t>
             </w:r>
           </w:p>
         </w:tc>
@@ -3262,14 +3168,14 @@
               <w:right w:w="120" w:type="dxa"/>
             </w:tcMar>
           </w:tcPr>
-          <w:p ns2:paraId="3FD46393" ns2:textId="77777777">
-            <w:r>
-              <w:t xml:space="preserve">Si las correlaciones históricas se invalidan permanentemente, el modelo deja de ser fiable hasta un reentrenamiento con datos actualizados.</w:t>
+          <w:p>
+            <w:r>
+              <w:t>Si las correlaciones históricas se invalidan permanentemente, el modelo deja de ser fiable hasta un reentrenamiento con datos actualizados.</w:t>
             </w:r>
           </w:p>
         </w:tc>
       </w:tr>
-      <w:tr ns2:paraId="51FCD1DF" ns2:textId="77777777">
+      <w:tr>
         <w:tc>
           <w:tcPr>
             <w:tcW w:w="3120" w:type="dxa"/>
@@ -3287,9 +3193,9 @@
               <w:right w:w="120" w:type="dxa"/>
             </w:tcMar>
           </w:tcPr>
-          <w:p ns2:paraId="4308B354" ns2:textId="77777777">
-            <w:r>
-              <w:t xml:space="preserve">Mercados sin contrapartida</w:t>
+          <w:p>
+            <w:r>
+              <w:t>Mercados sin contrapartida</w:t>
             </w:r>
           </w:p>
         </w:tc>
@@ -3310,21 +3216,21 @@
               <w:right w:w="120" w:type="dxa"/>
             </w:tcMar>
           </w:tcPr>
-          <w:p ns2:paraId="3FD46393" ns2:textId="77777777">
-            <w:r>
-              <w:t xml:space="preserve">En meses de inactividad física del mercado, la salida teórica puede ser coherente pero la ejecución real imposible por falta de liquidez.</w:t>
+          <w:p>
+            <w:r>
+              <w:t>En meses de inactividad física del mercado, la salida teórica puede ser coherente pero la ejecución real imposible por falta de liquidez.</w:t>
             </w:r>
           </w:p>
         </w:tc>
       </w:tr>
     </w:tbl>
-    <w:p ns2:paraId="1FA4B2C9" ns2:textId="4B35F67D">
+    <w:p>
       <w:pPr>
-        <w:pStyle w:val="Descripcin"/>
+        <w:pStyle w:val="Caption"/>
         <w:jc w:val="center"/>
       </w:pPr>
-      <w:bookmarkStart w:id="22" w:name="_Toc233977249"/>
-      <w:bookmarkStart w:id="23" w:name="_Toc233977287"/>
+      <w:bookmarkStart w:id="18" w:name="_Toc233977249"/>
+      <w:bookmarkStart w:id="19" w:name="_Toc233977287"/>
       <w:r>
         <w:t xml:space="preserve">Tabla </w:t>
       </w:r>
@@ -3339,18 +3245,18 @@
       <w:r>
         <w:t xml:space="preserve"> Limitaciones conocidas</w:t>
       </w:r>
-      <w:bookmarkEnd w:id="22"/>
-      <w:bookmarkEnd w:id="23"/>
+      <w:bookmarkEnd w:id="18"/>
+      <w:bookmarkEnd w:id="19"/>
     </w:p>
-    <w:p ns2:paraId="0C6B9E4B" ns2:textId="77777777">
+    <w:p>
       <w:pPr>
         <w:rPr>
           <w:rFonts w:ascii="Liberation sans narrow regular" w:eastAsia="Liberation sans narrow regular" w:hAnsi="Liberation sans narrow regular" w:cs="Liberation sans narrow regular"/>
         </w:rPr>
       </w:pPr>
     </w:p>
-    <w:p ns2:paraId="17A44B7C" ns2:textId="77777777"/>
-    <w:p ns2:paraId="14F09C48" ns2:textId="77777777">
+    <w:p/>
+    <w:p>
       <w:pPr>
         <w:tabs>
           <w:tab w:val="left" w:pos="-142"/>
@@ -3362,10 +3268,10 @@
       </w:pPr>
     </w:p>
     <w:sectPr>
-      <w:headerReference w:type="even" ns7:id="rId12"/>
-      <w:headerReference w:type="default" ns7:id="rId13"/>
-      <w:footerReference w:type="default" ns7:id="rId14"/>
-      <w:footerReference w:type="first" ns7:id="rId15"/>
+      <w:headerReference w:type="even" r:id="rId12"/>
+      <w:headerReference w:type="default" r:id="rId13"/>
+      <w:footerReference w:type="default" r:id="rId14"/>
+      <w:footerReference w:type="first" r:id="rId15"/>
       <w:pgSz w:w="11906" w:h="16838"/>
       <w:pgMar w:top="1417" w:right="1701" w:bottom="1417" w:left="1701" w:header="708" w:footer="708" w:gutter="0"/>
       <w:pgNumType w:start="1"/>
@@ -4118,7 +4024,7 @@
         <w:noProof/>
         <w:color w:val="000000"/>
       </w:rPr>
-      <w:t xml:space="preserve">2</w:t>
+      <w:t>2</w:t>
     </w:r>
     <w:r>
       <w:rPr>
@@ -4140,7 +4046,7 @@
         <w:rFonts w:ascii="Liberalisation sans narrow" w:eastAsia="Liberalisation sans narrow" w:hAnsi="Liberalisation sans narrow" w:cs="Liberalisation sans narrow"/>
         <w:color w:val="000000"/>
       </w:rPr>
-      <w:t xml:space="preserve">cereals-price-spatial</w:t>
+      <w:t>cereals-price-spatial</w:t>
     </w:r>
     <w:proofErr w:type="spellEnd"/>
     <w:r>
@@ -4696,11 +4602,11 @@
     <w:name w:val="Normal"/>
     <w:qFormat/>
   </w:style>
-  <w:style w:type="paragraph" w:styleId="Ttulo1">
+  <w:style w:type="paragraph" w:styleId="Heading1">
     <w:name w:val="heading 1"/>
     <w:basedOn w:val="Normal"/>
     <w:next w:val="Normal"/>
-    <w:link w:val="Ttulo1Car"/>
+    <w:link w:val="Heading1Char"/>
     <w:uiPriority w:val="9"/>
     <w:qFormat/>
     <w:pPr>
@@ -4718,11 +4624,11 @@
       <w:szCs w:val="36"/>
     </w:rPr>
   </w:style>
-  <w:style w:type="paragraph" w:styleId="Ttulo2">
+  <w:style w:type="paragraph" w:styleId="Heading2">
     <w:name w:val="heading 2"/>
     <w:basedOn w:val="Normal"/>
     <w:next w:val="Normal"/>
-    <w:link w:val="Ttulo2Car"/>
+    <w:link w:val="Heading2Char"/>
     <w:uiPriority w:val="9"/>
     <w:semiHidden/>
     <w:unhideWhenUsed/>
@@ -4741,11 +4647,11 @@
       <w:szCs w:val="32"/>
     </w:rPr>
   </w:style>
-  <w:style w:type="paragraph" w:styleId="Ttulo3">
+  <w:style w:type="paragraph" w:styleId="Heading3">
     <w:name w:val="heading 3"/>
     <w:basedOn w:val="Normal"/>
     <w:next w:val="Normal"/>
-    <w:link w:val="Ttulo3Car"/>
+    <w:link w:val="Heading3Char"/>
     <w:uiPriority w:val="9"/>
     <w:semiHidden/>
     <w:unhideWhenUsed/>
@@ -4764,11 +4670,11 @@
       <w:szCs w:val="28"/>
     </w:rPr>
   </w:style>
-  <w:style w:type="paragraph" w:styleId="Ttulo4">
+  <w:style w:type="paragraph" w:styleId="Heading4">
     <w:name w:val="heading 4"/>
     <w:basedOn w:val="Normal"/>
     <w:next w:val="Normal"/>
-    <w:link w:val="Ttulo4Car"/>
+    <w:link w:val="Heading4Char"/>
     <w:uiPriority w:val="9"/>
     <w:semiHidden/>
     <w:unhideWhenUsed/>
@@ -4787,11 +4693,11 @@
       <w:szCs w:val="24"/>
     </w:rPr>
   </w:style>
-  <w:style w:type="paragraph" w:styleId="Ttulo5">
+  <w:style w:type="paragraph" w:styleId="Heading5">
     <w:name w:val="heading 5"/>
     <w:basedOn w:val="Normal"/>
     <w:next w:val="Normal"/>
-    <w:link w:val="Ttulo5Car"/>
+    <w:link w:val="Heading5Char"/>
     <w:uiPriority w:val="9"/>
     <w:semiHidden/>
     <w:unhideWhenUsed/>
@@ -4809,11 +4715,11 @@
       <w:color w:val="284546"/>
     </w:rPr>
   </w:style>
-  <w:style w:type="paragraph" w:styleId="Ttulo6">
+  <w:style w:type="paragraph" w:styleId="Heading6">
     <w:name w:val="heading 6"/>
     <w:basedOn w:val="Normal"/>
     <w:next w:val="Normal"/>
-    <w:link w:val="Ttulo6Car"/>
+    <w:link w:val="Heading6Char"/>
     <w:uiPriority w:val="9"/>
     <w:semiHidden/>
     <w:unhideWhenUsed/>
@@ -4833,11 +4739,11 @@
       <w:color w:val="1B2E2F"/>
     </w:rPr>
   </w:style>
-  <w:style w:type="paragraph" w:styleId="Ttulo7">
+  <w:style w:type="paragraph" w:styleId="Heading7">
     <w:name w:val="heading 7"/>
     <w:basedOn w:val="Normal"/>
     <w:next w:val="Normal"/>
-    <w:link w:val="Ttulo7Car"/>
+    <w:link w:val="Heading7Char"/>
     <w:uiPriority w:val="9"/>
     <w:unhideWhenUsed/>
     <w:qFormat/>
@@ -4855,11 +4761,11 @@
       <w:color w:val="1B2E2E" w:themeColor="accent1" w:themeShade="80"/>
     </w:rPr>
   </w:style>
-  <w:style w:type="paragraph" w:styleId="Ttulo8">
+  <w:style w:type="paragraph" w:styleId="Heading8">
     <w:name w:val="heading 8"/>
     <w:basedOn w:val="Normal"/>
     <w:next w:val="Normal"/>
-    <w:link w:val="Ttulo8Car"/>
+    <w:link w:val="Heading8Char"/>
     <w:uiPriority w:val="9"/>
     <w:unhideWhenUsed/>
     <w:qFormat/>
@@ -4879,11 +4785,11 @@
       <w:color w:val="1B2E2E" w:themeColor="accent1" w:themeShade="80"/>
     </w:rPr>
   </w:style>
-  <w:style w:type="paragraph" w:styleId="Ttulo9">
+  <w:style w:type="paragraph" w:styleId="Heading9">
     <w:name w:val="heading 9"/>
     <w:basedOn w:val="Normal"/>
     <w:next w:val="Normal"/>
-    <w:link w:val="Ttulo9Car"/>
+    <w:link w:val="Heading9Char"/>
     <w:uiPriority w:val="9"/>
     <w:semiHidden/>
     <w:unhideWhenUsed/>
@@ -4902,13 +4808,13 @@
       <w:color w:val="1B2E2E" w:themeColor="accent1" w:themeShade="80"/>
     </w:rPr>
   </w:style>
-  <w:style w:type="character" w:default="1" w:styleId="Fuentedeprrafopredeter">
+  <w:style w:type="character" w:default="1" w:styleId="DefaultParagraphFont">
     <w:name w:val="Default Paragraph Font"/>
     <w:uiPriority w:val="1"/>
     <w:semiHidden/>
     <w:unhideWhenUsed/>
   </w:style>
-  <w:style w:type="table" w:default="1" w:styleId="Tablanormal">
+  <w:style w:type="table" w:default="1" w:styleId="TableNormal">
     <w:name w:val="Normal Table"/>
     <w:uiPriority w:val="99"/>
     <w:semiHidden/>
@@ -4923,13 +4829,13 @@
       </w:tblCellMar>
     </w:tblPr>
   </w:style>
-  <w:style w:type="numbering" w:default="1" w:styleId="Sinlista">
+  <w:style w:type="numbering" w:default="1" w:styleId="NoList">
     <w:name w:val="No List"/>
     <w:uiPriority w:val="99"/>
     <w:semiHidden/>
     <w:unhideWhenUsed/>
   </w:style>
-  <w:style w:type="table" w:customStyle="1" w:styleId="TableNormal">
+  <w:style w:type="table" w:customStyle="1" w:styleId="TableNormal0">
     <w:name w:val="TableNormal"/>
     <w:tblPr>
       <w:tblCellMar>
@@ -4940,11 +4846,11 @@
       </w:tblCellMar>
     </w:tblPr>
   </w:style>
-  <w:style w:type="paragraph" w:styleId="Ttulo">
+  <w:style w:type="paragraph" w:styleId="Title">
     <w:name w:val="Title"/>
     <w:basedOn w:val="Normal"/>
     <w:next w:val="Normal"/>
-    <w:link w:val="TtuloCar"/>
+    <w:link w:val="TitleChar"/>
     <w:uiPriority w:val="10"/>
     <w:qFormat/>
     <w:pPr>
@@ -4959,10 +4865,10 @@
       <w:szCs w:val="72"/>
     </w:rPr>
   </w:style>
-  <w:style w:type="character" w:customStyle="1" w:styleId="Ttulo1Car">
-    <w:name w:val="Título 1 Car"/>
-    <w:basedOn w:val="Fuentedeprrafopredeter"/>
-    <w:link w:val="Ttulo1"/>
+  <w:style w:type="character" w:customStyle="1" w:styleId="Heading1Char">
+    <w:name w:val="Heading 1 Char"/>
+    <w:basedOn w:val="DefaultParagraphFont"/>
+    <w:link w:val="Heading1"/>
     <w:uiPriority w:val="9"/>
     <w:rsid w:val="00AB39A2"/>
     <w:rPr>
@@ -4972,10 +4878,10 @@
       <w:szCs w:val="36"/>
     </w:rPr>
   </w:style>
-  <w:style w:type="character" w:customStyle="1" w:styleId="Ttulo2Car">
-    <w:name w:val="Título 2 Car"/>
-    <w:basedOn w:val="Fuentedeprrafopredeter"/>
-    <w:link w:val="Ttulo2"/>
+  <w:style w:type="character" w:customStyle="1" w:styleId="Heading2Char">
+    <w:name w:val="Heading 2 Char"/>
+    <w:basedOn w:val="DefaultParagraphFont"/>
+    <w:link w:val="Heading2"/>
     <w:uiPriority w:val="9"/>
     <w:rsid w:val="00AB39A2"/>
     <w:rPr>
@@ -4985,10 +4891,10 @@
       <w:szCs w:val="32"/>
     </w:rPr>
   </w:style>
-  <w:style w:type="character" w:customStyle="1" w:styleId="Ttulo3Car">
-    <w:name w:val="Título 3 Car"/>
-    <w:basedOn w:val="Fuentedeprrafopredeter"/>
-    <w:link w:val="Ttulo3"/>
+  <w:style w:type="character" w:customStyle="1" w:styleId="Heading3Char">
+    <w:name w:val="Heading 3 Char"/>
+    <w:basedOn w:val="DefaultParagraphFont"/>
+    <w:link w:val="Heading3"/>
     <w:uiPriority w:val="9"/>
     <w:rsid w:val="00AB39A2"/>
     <w:rPr>
@@ -4998,10 +4904,10 @@
       <w:szCs w:val="28"/>
     </w:rPr>
   </w:style>
-  <w:style w:type="character" w:customStyle="1" w:styleId="Ttulo4Car">
-    <w:name w:val="Título 4 Car"/>
-    <w:basedOn w:val="Fuentedeprrafopredeter"/>
-    <w:link w:val="Ttulo4"/>
+  <w:style w:type="character" w:customStyle="1" w:styleId="Heading4Char">
+    <w:name w:val="Heading 4 Char"/>
+    <w:basedOn w:val="DefaultParagraphFont"/>
+    <w:link w:val="Heading4"/>
     <w:uiPriority w:val="9"/>
     <w:rsid w:val="00AB39A2"/>
     <w:rPr>
@@ -5011,10 +4917,10 @@
       <w:szCs w:val="24"/>
     </w:rPr>
   </w:style>
-  <w:style w:type="character" w:customStyle="1" w:styleId="Ttulo5Car">
-    <w:name w:val="Título 5 Car"/>
-    <w:basedOn w:val="Fuentedeprrafopredeter"/>
-    <w:link w:val="Ttulo5"/>
+  <w:style w:type="character" w:customStyle="1" w:styleId="Heading5Char">
+    <w:name w:val="Heading 5 Char"/>
+    <w:basedOn w:val="DefaultParagraphFont"/>
+    <w:link w:val="Heading5"/>
     <w:uiPriority w:val="9"/>
     <w:rsid w:val="00AB39A2"/>
     <w:rPr>
@@ -5023,10 +4929,10 @@
       <w:color w:val="284546" w:themeColor="accent1" w:themeShade="BF"/>
     </w:rPr>
   </w:style>
-  <w:style w:type="character" w:customStyle="1" w:styleId="Ttulo6Car">
-    <w:name w:val="Título 6 Car"/>
-    <w:basedOn w:val="Fuentedeprrafopredeter"/>
-    <w:link w:val="Ttulo6"/>
+  <w:style w:type="character" w:customStyle="1" w:styleId="Heading6Char">
+    <w:name w:val="Heading 6 Char"/>
+    <w:basedOn w:val="DefaultParagraphFont"/>
+    <w:link w:val="Heading6"/>
     <w:uiPriority w:val="9"/>
     <w:rsid w:val="00AB39A2"/>
     <w:rPr>
@@ -5037,10 +4943,10 @@
       <w:color w:val="1B2E2E" w:themeColor="accent1" w:themeShade="80"/>
     </w:rPr>
   </w:style>
-  <w:style w:type="character" w:customStyle="1" w:styleId="Ttulo7Car">
-    <w:name w:val="Título 7 Car"/>
-    <w:basedOn w:val="Fuentedeprrafopredeter"/>
-    <w:link w:val="Ttulo7"/>
+  <w:style w:type="character" w:customStyle="1" w:styleId="Heading7Char">
+    <w:name w:val="Heading 7 Char"/>
+    <w:basedOn w:val="DefaultParagraphFont"/>
+    <w:link w:val="Heading7"/>
     <w:uiPriority w:val="9"/>
     <w:rsid w:val="00AB39A2"/>
     <w:rPr>
@@ -5050,10 +4956,10 @@
       <w:color w:val="1B2E2E" w:themeColor="accent1" w:themeShade="80"/>
     </w:rPr>
   </w:style>
-  <w:style w:type="character" w:customStyle="1" w:styleId="Ttulo8Car">
-    <w:name w:val="Título 8 Car"/>
-    <w:basedOn w:val="Fuentedeprrafopredeter"/>
-    <w:link w:val="Ttulo8"/>
+  <w:style w:type="character" w:customStyle="1" w:styleId="Heading8Char">
+    <w:name w:val="Heading 8 Char"/>
+    <w:basedOn w:val="DefaultParagraphFont"/>
+    <w:link w:val="Heading8"/>
     <w:uiPriority w:val="9"/>
     <w:rsid w:val="00AB39A2"/>
     <w:rPr>
@@ -5065,10 +4971,10 @@
       <w:color w:val="1B2E2E" w:themeColor="accent1" w:themeShade="80"/>
     </w:rPr>
   </w:style>
-  <w:style w:type="character" w:customStyle="1" w:styleId="Ttulo9Car">
-    <w:name w:val="Título 9 Car"/>
-    <w:basedOn w:val="Fuentedeprrafopredeter"/>
-    <w:link w:val="Ttulo9"/>
+  <w:style w:type="character" w:customStyle="1" w:styleId="Heading9Char">
+    <w:name w:val="Heading 9 Char"/>
+    <w:basedOn w:val="DefaultParagraphFont"/>
+    <w:link w:val="Heading9"/>
     <w:uiPriority w:val="9"/>
     <w:semiHidden/>
     <w:rsid w:val="00AB39A2"/>
@@ -5079,11 +4985,11 @@
       <w:color w:val="1B2E2E" w:themeColor="accent1" w:themeShade="80"/>
     </w:rPr>
   </w:style>
-  <w:style w:type="paragraph" w:styleId="Descripcin">
+  <w:style w:type="paragraph" w:styleId="Caption">
     <w:name w:val="caption"/>
     <w:basedOn w:val="Normal"/>
     <w:next w:val="Normal"/>
-    <w:link w:val="DescripcinCar"/>
+    <w:link w:val="CaptionChar"/>
     <w:unhideWhenUsed/>
     <w:qFormat/>
     <w:rsid w:val="00AB39A2"/>
@@ -5097,10 +5003,10 @@
       <w:color w:val="739A8A" w:themeColor="text2"/>
     </w:rPr>
   </w:style>
-  <w:style w:type="character" w:customStyle="1" w:styleId="TtuloCar">
-    <w:name w:val="Título Car"/>
-    <w:basedOn w:val="Fuentedeprrafopredeter"/>
-    <w:link w:val="Ttulo"/>
+  <w:style w:type="character" w:customStyle="1" w:styleId="TitleChar">
+    <w:name w:val="Title Char"/>
+    <w:basedOn w:val="DefaultParagraphFont"/>
+    <w:link w:val="Title"/>
     <w:uiPriority w:val="10"/>
     <w:rsid w:val="00AB39A2"/>
     <w:rPr>
@@ -5112,10 +5018,10 @@
       <w:szCs w:val="72"/>
     </w:rPr>
   </w:style>
-  <w:style w:type="character" w:customStyle="1" w:styleId="SubttuloCar">
-    <w:name w:val="Subtítulo Car"/>
-    <w:basedOn w:val="Fuentedeprrafopredeter"/>
-    <w:link w:val="Subttulo"/>
+  <w:style w:type="character" w:customStyle="1" w:styleId="SubtitleChar">
+    <w:name w:val="Subtitle Char"/>
+    <w:basedOn w:val="DefaultParagraphFont"/>
+    <w:link w:val="Subtitle"/>
     <w:uiPriority w:val="11"/>
     <w:rsid w:val="00AB39A2"/>
     <w:rPr>
@@ -5125,9 +5031,9 @@
       <w:szCs w:val="28"/>
     </w:rPr>
   </w:style>
-  <w:style w:type="character" w:styleId="Fuerte">
+  <w:style w:type="character" w:styleId="Strong">
     <w:name w:val="Strong"/>
-    <w:basedOn w:val="Fuentedeprrafopredeter"/>
+    <w:basedOn w:val="DefaultParagraphFont"/>
     <w:uiPriority w:val="22"/>
     <w:qFormat/>
     <w:rsid w:val="00AB39A2"/>
@@ -5136,9 +5042,9 @@
       <w:bCs/>
     </w:rPr>
   </w:style>
-  <w:style w:type="character" w:styleId="nfasis">
+  <w:style w:type="character" w:styleId="Emphasis">
     <w:name w:val="Emphasis"/>
-    <w:basedOn w:val="Fuentedeprrafopredeter"/>
+    <w:basedOn w:val="DefaultParagraphFont"/>
     <w:uiPriority w:val="20"/>
     <w:qFormat/>
     <w:rsid w:val="00AB39A2"/>
@@ -5147,7 +5053,7 @@
       <w:iCs/>
     </w:rPr>
   </w:style>
-  <w:style w:type="paragraph" w:styleId="Sinespaciado">
+  <w:style w:type="paragraph" w:styleId="NoSpacing">
     <w:name w:val="No Spacing"/>
     <w:uiPriority w:val="1"/>
     <w:qFormat/>
@@ -5156,11 +5062,11 @@
       <w:spacing w:after="0" w:line="240" w:lineRule="auto"/>
     </w:pPr>
   </w:style>
-  <w:style w:type="paragraph" w:styleId="Cita">
+  <w:style w:type="paragraph" w:styleId="Quote">
     <w:name w:val="Quote"/>
     <w:basedOn w:val="Normal"/>
     <w:next w:val="Normal"/>
-    <w:link w:val="CitaCar"/>
+    <w:link w:val="QuoteChar"/>
     <w:uiPriority w:val="29"/>
     <w:qFormat/>
     <w:rsid w:val="00AB39A2"/>
@@ -5174,10 +5080,10 @@
       <w:szCs w:val="24"/>
     </w:rPr>
   </w:style>
-  <w:style w:type="character" w:customStyle="1" w:styleId="CitaCar">
-    <w:name w:val="Cita Car"/>
-    <w:basedOn w:val="Fuentedeprrafopredeter"/>
-    <w:link w:val="Cita"/>
+  <w:style w:type="character" w:customStyle="1" w:styleId="QuoteChar">
+    <w:name w:val="Quote Char"/>
+    <w:basedOn w:val="DefaultParagraphFont"/>
+    <w:link w:val="Quote"/>
     <w:uiPriority w:val="29"/>
     <w:rsid w:val="00AB39A2"/>
     <w:rPr>
@@ -5186,11 +5092,11 @@
       <w:szCs w:val="24"/>
     </w:rPr>
   </w:style>
-  <w:style w:type="paragraph" w:styleId="Citadestacada">
+  <w:style w:type="paragraph" w:styleId="IntenseQuote">
     <w:name w:val="Intense Quote"/>
     <w:basedOn w:val="Normal"/>
     <w:next w:val="Normal"/>
-    <w:link w:val="CitadestacadaCar"/>
+    <w:link w:val="IntenseQuoteChar"/>
     <w:uiPriority w:val="30"/>
     <w:qFormat/>
     <w:rsid w:val="00AB39A2"/>
@@ -5207,10 +5113,10 @@
       <w:szCs w:val="32"/>
     </w:rPr>
   </w:style>
-  <w:style w:type="character" w:customStyle="1" w:styleId="CitadestacadaCar">
-    <w:name w:val="Cita destacada Car"/>
-    <w:basedOn w:val="Fuentedeprrafopredeter"/>
-    <w:link w:val="Citadestacada"/>
+  <w:style w:type="character" w:customStyle="1" w:styleId="IntenseQuoteChar">
+    <w:name w:val="Intense Quote Char"/>
+    <w:basedOn w:val="DefaultParagraphFont"/>
+    <w:link w:val="IntenseQuote"/>
     <w:uiPriority w:val="30"/>
     <w:rsid w:val="00AB39A2"/>
     <w:rPr>
@@ -5221,9 +5127,9 @@
       <w:szCs w:val="32"/>
     </w:rPr>
   </w:style>
-  <w:style w:type="character" w:styleId="nfasissutil">
+  <w:style w:type="character" w:styleId="SubtleEmphasis">
     <w:name w:val="Subtle Emphasis"/>
-    <w:basedOn w:val="Fuentedeprrafopredeter"/>
+    <w:basedOn w:val="DefaultParagraphFont"/>
     <w:uiPriority w:val="19"/>
     <w:qFormat/>
     <w:rsid w:val="00AB39A2"/>
@@ -5233,9 +5139,9 @@
       <w:color w:val="A3BDB2" w:themeColor="text1" w:themeTint="A6"/>
     </w:rPr>
   </w:style>
-  <w:style w:type="character" w:styleId="nfasisintenso">
+  <w:style w:type="character" w:styleId="IntenseEmphasis">
     <w:name w:val="Intense Emphasis"/>
-    <w:basedOn w:val="Fuentedeprrafopredeter"/>
+    <w:basedOn w:val="DefaultParagraphFont"/>
     <w:uiPriority w:val="21"/>
     <w:qFormat/>
     <w:rsid w:val="00AB39A2"/>
@@ -5246,9 +5152,9 @@
       <w:iCs/>
     </w:rPr>
   </w:style>
-  <w:style w:type="character" w:styleId="Referenciasutil">
+  <w:style w:type="character" w:styleId="SubtleReference">
     <w:name w:val="Subtle Reference"/>
-    <w:basedOn w:val="Fuentedeprrafopredeter"/>
+    <w:basedOn w:val="DefaultParagraphFont"/>
     <w:uiPriority w:val="31"/>
     <w:qFormat/>
     <w:rsid w:val="00AB39A2"/>
@@ -5259,9 +5165,9 @@
       <w:bdr w:val="none" w:sz="0" w:space="0" w:color="auto"/>
     </w:rPr>
   </w:style>
-  <w:style w:type="character" w:styleId="Referenciaintensa">
+  <w:style w:type="character" w:styleId="IntenseReference">
     <w:name w:val="Intense Reference"/>
-    <w:basedOn w:val="Fuentedeprrafopredeter"/>
+    <w:basedOn w:val="DefaultParagraphFont"/>
     <w:uiPriority w:val="32"/>
     <w:qFormat/>
     <w:rsid w:val="00AB39A2"/>
@@ -5273,9 +5179,9 @@
       <w:u w:val="single"/>
     </w:rPr>
   </w:style>
-  <w:style w:type="character" w:styleId="Ttulodellibro">
+  <w:style w:type="character" w:styleId="BookTitle">
     <w:name w:val="Book Title"/>
-    <w:basedOn w:val="Fuentedeprrafopredeter"/>
+    <w:basedOn w:val="DefaultParagraphFont"/>
     <w:uiPriority w:val="33"/>
     <w:qFormat/>
     <w:rsid w:val="00AB39A2"/>
@@ -5286,9 +5192,9 @@
       <w:spacing w:val="10"/>
     </w:rPr>
   </w:style>
-  <w:style w:type="paragraph" w:styleId="TtuloTDC">
+  <w:style w:type="paragraph" w:styleId="TOCHeading">
     <w:name w:val="TOC Heading"/>
-    <w:basedOn w:val="Ttulo1"/>
+    <w:basedOn w:val="Heading1"/>
     <w:next w:val="Normal"/>
     <w:uiPriority w:val="39"/>
     <w:unhideWhenUsed/>
@@ -5298,10 +5204,10 @@
       <w:outlineLvl w:val="9"/>
     </w:pPr>
   </w:style>
-  <w:style w:type="paragraph" w:styleId="Encabezado">
+  <w:style w:type="paragraph" w:styleId="Header">
     <w:name w:val="header"/>
     <w:basedOn w:val="Normal"/>
-    <w:link w:val="EncabezadoCar"/>
+    <w:link w:val="HeaderChar"/>
     <w:uiPriority w:val="99"/>
     <w:unhideWhenUsed/>
     <w:rsid w:val="00171F5E"/>
@@ -5313,17 +5219,17 @@
       <w:spacing w:after="0" w:line="240" w:lineRule="auto"/>
     </w:pPr>
   </w:style>
-  <w:style w:type="character" w:customStyle="1" w:styleId="EncabezadoCar">
-    <w:name w:val="Encabezado Car"/>
-    <w:basedOn w:val="Fuentedeprrafopredeter"/>
-    <w:link w:val="Encabezado"/>
+  <w:style w:type="character" w:customStyle="1" w:styleId="HeaderChar">
+    <w:name w:val="Header Char"/>
+    <w:basedOn w:val="DefaultParagraphFont"/>
+    <w:link w:val="Header"/>
     <w:uiPriority w:val="99"/>
     <w:rsid w:val="00171F5E"/>
   </w:style>
-  <w:style w:type="paragraph" w:styleId="Piedepgina">
+  <w:style w:type="paragraph" w:styleId="Footer">
     <w:name w:val="footer"/>
     <w:basedOn w:val="Normal"/>
-    <w:link w:val="PiedepginaCar"/>
+    <w:link w:val="FooterChar"/>
     <w:uiPriority w:val="99"/>
     <w:unhideWhenUsed/>
     <w:rsid w:val="00171F5E"/>
@@ -5335,14 +5241,14 @@
       <w:spacing w:after="0" w:line="240" w:lineRule="auto"/>
     </w:pPr>
   </w:style>
-  <w:style w:type="character" w:customStyle="1" w:styleId="PiedepginaCar">
-    <w:name w:val="Pie de página Car"/>
-    <w:basedOn w:val="Fuentedeprrafopredeter"/>
-    <w:link w:val="Piedepgina"/>
+  <w:style w:type="character" w:customStyle="1" w:styleId="FooterChar">
+    <w:name w:val="Footer Char"/>
+    <w:basedOn w:val="DefaultParagraphFont"/>
+    <w:link w:val="Footer"/>
     <w:uiPriority w:val="99"/>
     <w:rsid w:val="00171F5E"/>
   </w:style>
-  <w:style w:type="paragraph" w:styleId="TDC1">
+  <w:style w:type="paragraph" w:styleId="TOC1">
     <w:name w:val="toc 1"/>
     <w:basedOn w:val="Normal"/>
     <w:next w:val="Normal"/>
@@ -5354,7 +5260,7 @@
       <w:spacing w:after="100"/>
     </w:pPr>
   </w:style>
-  <w:style w:type="paragraph" w:styleId="TDC2">
+  <w:style w:type="paragraph" w:styleId="TOC2">
     <w:name w:val="toc 2"/>
     <w:basedOn w:val="Normal"/>
     <w:next w:val="Normal"/>
@@ -5371,7 +5277,7 @@
       <w:ind w:left="220"/>
     </w:pPr>
   </w:style>
-  <w:style w:type="paragraph" w:styleId="TDC3">
+  <w:style w:type="paragraph" w:styleId="TOC3">
     <w:name w:val="toc 3"/>
     <w:basedOn w:val="Normal"/>
     <w:next w:val="Normal"/>
@@ -5385,10 +5291,10 @@
       <w:ind w:left="440"/>
     </w:pPr>
   </w:style>
-  <w:style w:type="paragraph" w:styleId="Textonotapie">
+  <w:style w:type="paragraph" w:styleId="FootnoteText">
     <w:name w:val="footnote text"/>
     <w:basedOn w:val="Normal"/>
-    <w:link w:val="TextonotapieCar"/>
+    <w:link w:val="FootnoteTextChar"/>
     <w:uiPriority w:val="99"/>
     <w:semiHidden/>
     <w:unhideWhenUsed/>
@@ -5401,10 +5307,10 @@
       <w:szCs w:val="20"/>
     </w:rPr>
   </w:style>
-  <w:style w:type="character" w:customStyle="1" w:styleId="TextonotapieCar">
-    <w:name w:val="Texto nota pie Car"/>
-    <w:basedOn w:val="Fuentedeprrafopredeter"/>
-    <w:link w:val="Textonotapie"/>
+  <w:style w:type="character" w:customStyle="1" w:styleId="FootnoteTextChar">
+    <w:name w:val="Footnote Text Char"/>
+    <w:basedOn w:val="DefaultParagraphFont"/>
+    <w:link w:val="FootnoteText"/>
     <w:uiPriority w:val="99"/>
     <w:semiHidden/>
     <w:rsid w:val="00C81877"/>
@@ -5413,10 +5319,10 @@
       <w:szCs w:val="20"/>
     </w:rPr>
   </w:style>
-  <w:style w:type="paragraph" w:styleId="Textocomentario">
+  <w:style w:type="paragraph" w:styleId="CommentText">
     <w:name w:val="annotation text"/>
     <w:basedOn w:val="Normal"/>
-    <w:link w:val="TextocomentarioCar"/>
+    <w:link w:val="CommentTextChar"/>
     <w:uiPriority w:val="99"/>
     <w:semiHidden/>
     <w:unhideWhenUsed/>
@@ -5433,10 +5339,10 @@
       <w:lang w:val="en-US"/>
     </w:rPr>
   </w:style>
-  <w:style w:type="character" w:customStyle="1" w:styleId="TextocomentarioCar">
-    <w:name w:val="Texto comentario Car"/>
-    <w:basedOn w:val="Fuentedeprrafopredeter"/>
-    <w:link w:val="Textocomentario"/>
+  <w:style w:type="character" w:customStyle="1" w:styleId="CommentTextChar">
+    <w:name w:val="Comment Text Char"/>
+    <w:basedOn w:val="DefaultParagraphFont"/>
+    <w:link w:val="CommentText"/>
     <w:uiPriority w:val="99"/>
     <w:semiHidden/>
     <w:rsid w:val="00C81877"/>
@@ -5447,7 +5353,7 @@
       <w:lang w:val="en-US"/>
     </w:rPr>
   </w:style>
-  <w:style w:type="character" w:styleId="Refdenotaalpie">
+  <w:style w:type="character" w:styleId="FootnoteReference">
     <w:name w:val="footnote reference"/>
     <w:uiPriority w:val="99"/>
     <w:semiHidden/>
@@ -5457,9 +5363,9 @@
       <w:vertAlign w:val="superscript"/>
     </w:rPr>
   </w:style>
-  <w:style w:type="character" w:styleId="Refdecomentario">
+  <w:style w:type="character" w:styleId="CommentReference">
     <w:name w:val="annotation reference"/>
-    <w:basedOn w:val="Fuentedeprrafopredeter"/>
+    <w:basedOn w:val="DefaultParagraphFont"/>
     <w:uiPriority w:val="99"/>
     <w:semiHidden/>
     <w:unhideWhenUsed/>
@@ -5469,9 +5375,9 @@
       <w:szCs w:val="16"/>
     </w:rPr>
   </w:style>
-  <w:style w:type="character" w:styleId="Hipervnculo">
+  <w:style w:type="character" w:styleId="Hyperlink">
     <w:name w:val="Hyperlink"/>
-    <w:basedOn w:val="Fuentedeprrafopredeter"/>
+    <w:basedOn w:val="DefaultParagraphFont"/>
     <w:uiPriority w:val="99"/>
     <w:unhideWhenUsed/>
     <w:rsid w:val="00C81877"/>
@@ -5480,9 +5386,9 @@
       <w:u w:val="single"/>
     </w:rPr>
   </w:style>
-  <w:style w:type="character" w:styleId="Mencinsinresolver">
+  <w:style w:type="character" w:styleId="UnresolvedMention">
     <w:name w:val="Unresolved Mention"/>
-    <w:basedOn w:val="Fuentedeprrafopredeter"/>
+    <w:basedOn w:val="DefaultParagraphFont"/>
     <w:uiPriority w:val="99"/>
     <w:semiHidden/>
     <w:unhideWhenUsed/>
@@ -5492,9 +5398,9 @@
       <w:shd w:val="clear" w:color="auto" w:fill="E1DFDD"/>
     </w:rPr>
   </w:style>
-  <w:style w:type="table" w:styleId="Tablaconcuadrcula">
+  <w:style w:type="table" w:styleId="TableGrid">
     <w:name w:val="Table Grid"/>
-    <w:basedOn w:val="Tablanormal"/>
+    <w:basedOn w:val="TableNormal"/>
     <w:uiPriority w:val="39"/>
     <w:rsid w:val="00292DEB"/>
     <w:pPr>
@@ -5518,7 +5424,7 @@
       </w:tblBorders>
     </w:tblPr>
   </w:style>
-  <w:style w:type="paragraph" w:styleId="Tabladeilustraciones">
+  <w:style w:type="paragraph" w:styleId="TableofFigures">
     <w:name w:val="table of figures"/>
     <w:basedOn w:val="Normal"/>
     <w:next w:val="Normal"/>
@@ -5536,10 +5442,10 @@
       <w:lang w:val="en-US"/>
     </w:rPr>
   </w:style>
-  <w:style w:type="character" w:customStyle="1" w:styleId="DescripcinCar">
-    <w:name w:val="Descripción Car"/>
-    <w:basedOn w:val="Fuentedeprrafopredeter"/>
-    <w:link w:val="Descripcin"/>
+  <w:style w:type="character" w:customStyle="1" w:styleId="CaptionChar">
+    <w:name w:val="Caption Char"/>
+    <w:basedOn w:val="DefaultParagraphFont"/>
+    <w:link w:val="Caption"/>
     <w:locked/>
     <w:rsid w:val="00CE62B2"/>
     <w:rPr>
@@ -5549,11 +5455,11 @@
       <w:color w:val="739A8A" w:themeColor="text2"/>
     </w:rPr>
   </w:style>
-  <w:style w:type="paragraph" w:styleId="Subttulo">
+  <w:style w:type="paragraph" w:styleId="Subtitle">
     <w:name w:val="Subtitle"/>
     <w:basedOn w:val="Normal"/>
     <w:next w:val="Normal"/>
-    <w:link w:val="SubttuloCar"/>
+    <w:link w:val="SubtitleChar"/>
     <w:uiPriority w:val="11"/>
     <w:qFormat/>
     <w:pPr>
@@ -5568,7 +5474,7 @@
     </w:rPr>
   </w:style>
   <w:style w:type="table" w:customStyle="1" w:styleId="a">
-    <w:basedOn w:val="Tablanormal"/>
+    <w:basedOn w:val="TableNormal"/>
     <w:pPr>
       <w:spacing w:after="0" w:line="240" w:lineRule="auto"/>
     </w:pPr>
@@ -5584,7 +5490,7 @@
     </w:tblPr>
   </w:style>
   <w:style w:type="table" w:customStyle="1" w:styleId="a0">
-    <w:basedOn w:val="Tablanormal"/>
+    <w:basedOn w:val="TableNormal"/>
     <w:pPr>
       <w:spacing w:after="0" w:line="240" w:lineRule="auto"/>
     </w:pPr>
@@ -5600,7 +5506,7 @@
     </w:tblPr>
   </w:style>
   <w:style w:type="table" w:customStyle="1" w:styleId="a1">
-    <w:basedOn w:val="Tablanormal"/>
+    <w:basedOn w:val="TableNormal"/>
     <w:pPr>
       <w:spacing w:after="0" w:line="240" w:lineRule="auto"/>
     </w:pPr>
@@ -5820,28 +5726,28 @@
 </file>
 
 <file path=customXml/item1.xml><?xml version="1.0" encoding="utf-8"?>
+<b:Sources xmlns:b="http://schemas.openxmlformats.org/officeDocument/2006/bibliography" xmlns="http://schemas.openxmlformats.org/officeDocument/2006/bibliography" SelectedStyle="\APASixthEditionOfficeOnline.xsl" StyleName="APA" Version="6"/>
+</file>
+
+<file path=customXml/item2.xml><?xml version="1.0" encoding="utf-8"?>
 <go:gDocsCustomXmlDataStorage xmlns:go="http://customooxmlschemas.google.com/" xmlns:r="http://schemas.openxmlformats.org/officeDocument/2006/relationships" uri="GoogleDocsCustomDataVersion2">
   <go:docsCustomData xmlns:go="http://customooxmlschemas.google.com/" roundtripDataSignature="AMtx7mjfZHdsiCvpFOesiH+c3zMFCQ6GYw==">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</go:docsCustomData>
 </go:gDocsCustomXmlDataStorage>
 </file>
 
-<file path=customXml/item2.xml><?xml version="1.0" encoding="utf-8"?>
-<b:Sources xmlns:b="http://schemas.openxmlformats.org/officeDocument/2006/bibliography" xmlns="http://schemas.openxmlformats.org/officeDocument/2006/bibliography" SelectedStyle="\APASixthEditionOfficeOnline.xsl" StyleName="APA" Version="6"/>
+<file path=customXml/itemProps1.xml><?xml version="1.0" encoding="utf-8"?>
+<ds:datastoreItem xmlns:ds="http://schemas.openxmlformats.org/officeDocument/2006/customXml" ds:itemID="{F2C6ED9E-18BB-4E8C-9B45-9DE9ABC600F0}">
+  <ds:schemaRefs>
+    <ds:schemaRef ds:uri="http://schemas.openxmlformats.org/officeDocument/2006/bibliography"/>
+  </ds:schemaRefs>
+</ds:datastoreItem>
 </file>
 
-<file path=customXml/itemProps1.xml><?xml version="1.0" encoding="utf-8"?>
+<file path=customXml/itemProps2.xml><?xml version="1.0" encoding="utf-8"?>
 <ds:datastoreItem xmlns:ds="http://schemas.openxmlformats.org/officeDocument/2006/customXml" ds:itemID="{11111111-1234-1234-1234-123412341234}">
   <ds:schemaRefs>
     <ds:schemaRef ds:uri="http://customooxmlschemas.google.com/"/>
     <ds:schemaRef ds:uri="http://schemas.openxmlformats.org/officeDocument/2006/relationships"/>
   </ds:schemaRefs>
 </ds:datastoreItem>
-</file>
-
-<file path=customXml/itemProps2.xml><?xml version="1.0" encoding="utf-8"?>
-<ds:datastoreItem xmlns:ds="http://schemas.openxmlformats.org/officeDocument/2006/customXml" ds:itemID="{F2C6ED9E-18BB-4E8C-9B45-9DE9ABC600F0}">
-  <ds:schemaRefs>
-    <ds:schemaRef ds:uri="http://schemas.openxmlformats.org/officeDocument/2006/bibliography"/>
-  </ds:schemaRefs>
-</ds:datastoreItem>
 </file>